--- a/Franklyn_Vasquez_CV_FR.docx
+++ b/Franklyn_Vasquez_CV_FR.docx
@@ -156,7 +156,7 @@
         <w:rPr>
           <w:lang w:val="fr-CA"/>
         </w:rPr>
-        <w:t>Ingénieur systèmes avec plus de 5 ans d’expérience en infrastructure TI, administration infonuagique, virtualisation, cybersécurité, outils DevOps et soutien aux entreprises. Expérience avec Windows Server, VMware, Active Directory, GPO, Linux, plateformes infonuagiques, GitHub, Docker, Kubernetes, CI/CD, SQL et développement d’applications. Les projets personnels pratiques comprennent une plateforme de gestion TI à distance et une application Android d’apprentissage publiée, démontrant le développement logiciel, la livraison de produits, l’intégration de systèmes et la conception centrée sur l’utilisateur. Solide expérience en documentation technique, dépannage, formation du personnel et prestation de services TI.</w:t>
+        <w:t>Ingénieur systèmes avec plus de 5 ans d’expérience en infrastructure TI, administration infonuagique, virtualisation, cybersécurité, outils DevOps et soutien aux entreprises. Expérience avec Windows Server, VMware, Active Directory, GPO, Linux, plateformes infonuagiques, GitHub, Docker, Kubernetes, CI/CD, SQL et développement d’applications. Les projets personnels pratiques comprennent des applications Android publiées, démontrant le développement logiciel, la livraison de produits, l’intégration de systèmes et la conception centrée sur l’utilisateur. Solide expérience en documentation technique, dépannage, formation du personnel et prestation de services TI.</w:t>
       </w:r>
     </w:p>
     <w:p>
@@ -480,7 +480,7 @@
         <w:rPr>
           <w:lang w:val="fr-CA"/>
         </w:rPr>
-        <w:t>Docker, Kubernetes, Jenkins, Git, GitHub, pipelines CI/CD.</w:t>
+        <w:t>Docker, Kubernetes, Jenkins, Ansible, Git, GitHub, pipelines CI/CD.</w:t>
       </w:r>
     </w:p>
     <w:p>
@@ -811,72 +811,6 @@
         </w:rPr>
         <w:t>RÉCENTS</w:t>
       </w:r>
-    </w:p>
-    <w:p>
-      <w:pPr>
-        <w:keepNext/>
-        <w:spacing w:before="80" w:after="0"/>
-        <w:rPr>
-          <w:i/>
-          <w:sz w:val="20"/>
-          <w:lang w:val="fr-CA"/>
-        </w:rPr>
-      </w:pPr>
-      <w:r>
-        <w:rPr>
-          <w:b/>
-          <w:color w:val="366092"/>
-          <w:sz w:val="22"/>
-          <w:lang w:val="fr-CA"/>
-        </w:rPr>
-        <w:t>Plateforme de gestion à distance Remotely-X | Projet personnel</w:t>
-      </w:r>
-    </w:p>
-    <w:p>
-      <w:pPr>
-        <w:numPr>
-          <w:ilvl w:val="0"/>
-          <w:numId w:val="11"/>
-        </w:numPr>
-        <w:spacing w:before="80" w:after="0"/>
-        <w:rPr>
-          <w:lang w:val="fr-CA"/>
-        </w:rPr>
-      </w:pPr>
-      <w:r>
-        <w:rPr>
-          <w:lang w:val="fr-CA"/>
-        </w:rPr>
-        <w:t>Développement d’une plateforme orientée vers la gestion et le soutien TI à distance illustrant les concepts d’accès à distance, de terminal distant, de bureau à distance, d’explorateur de fichiers distant, de gestion des utilisateurs et de prestation de services TI.</w:t>
-      </w:r>
-    </w:p>
-    <w:p>
-      <w:pPr>
-        <w:numPr>
-          <w:ilvl w:val="0"/>
-          <w:numId w:val="11"/>
-        </w:numPr>
-        <w:spacing w:before="80" w:after="0"/>
-        <w:rPr>
-          <w:lang w:val="fr-CA"/>
-        </w:rPr>
-      </w:pPr>
-      <w:r>
-        <w:rPr>
-          <w:lang w:val="fr-CA"/>
-        </w:rPr>
-        <w:t xml:space="preserve">Site Web du projet : </w:t>
-      </w:r>
-      <w:hyperlink r:id="rId10" w:history="1">
-        <w:r>
-          <w:rPr>
-            <w:rStyle w:val="Hyperlink"/>
-            <w:color w:val="0563C1"/>
-            <w:lang w:val="fr-CA"/>
-          </w:rPr>
-          <w:t>https://remotely-x.com</w:t>
-        </w:r>
-      </w:hyperlink>
     </w:p>
     <w:p>
       <w:pPr>
@@ -1093,7 +1027,174 @@
     </w:p>
     <w:p>
       <w:pPr>
-        <w:spacing w:before="80" w:after="0"/>
+        <w:keepNext/>
+        <w:spacing w:before="40" w:after="0"/>
+        <w:rPr>
+          <w:i/>
+          <w:sz w:val="20"/>
+          <w:lang w:val="fr-CA"/>
+        </w:rPr>
+      </w:pPr>
+      <w:r>
+        <w:rPr>
+          <w:b/>
+          <w:color w:val="366092"/>
+          <w:sz w:val="22"/>
+          <w:lang w:val="fr-CA"/>
+        </w:rPr>
+        <w:t>Stagiaire en soutien technique | eStruxture Data Centers</w:t>
+      </w:r>
+      <w:r>
+        <w:rPr>
+          <w:b/>
+          <w:color w:val="366092"/>
+          <w:sz w:val="22"/>
+          <w:lang w:val="fr-CA"/>
+        </w:rPr>
+        <w:t xml:space="preserve">  •  </w:t>
+      </w:r>
+      <w:r>
+        <w:rPr>
+          <w:i/>
+          <w:sz w:val="20"/>
+          <w:lang w:val="fr-CA"/>
+        </w:rPr>
+        <w:t>juill. 2026 - sept. 2026</w:t>
+      </w:r>
+    </w:p>
+    <w:p>
+      <w:pPr>
+        <w:keepNext/>
+        <w:spacing w:before="40" w:after="0"/>
+        <w:rPr>
+          <w:lang w:val="fr-CA"/>
+        </w:rPr>
+      </w:pPr>
+      <w:r>
+        <w:rPr>
+          <w:sz w:val="20"/>
+          <w:lang w:val="fr-CA"/>
+        </w:rPr>
+        <w:t>Stage - Montréal, Québec, Canada - sur place</w:t>
+      </w:r>
+    </w:p>
+    <w:p>
+      <w:pPr>
+        <w:numPr>
+          <w:ilvl w:val="0"/>
+          <w:numId w:val="10"/>
+        </w:numPr>
+        <w:spacing w:before="40" w:after="0"/>
+        <w:rPr>
+          <w:lang w:val="fr-CA"/>
+        </w:rPr>
+      </w:pPr>
+      <w:r>
+        <w:rPr>
+          <w:sz w:val="19"/>
+          <w:lang w:val="fr-CA"/>
+        </w:rPr>
+        <w:t>Soutien TI pratique dans un environnement de centre de données, avec dépannage d’ordinateurs portables Windows, de logiciels, de matériel, d’imprimantes et de problèmes d’accès utilisateur.</w:t>
+      </w:r>
+    </w:p>
+    <w:p>
+      <w:pPr>
+        <w:numPr>
+          <w:ilvl w:val="0"/>
+          <w:numId w:val="10"/>
+        </w:numPr>
+        <w:spacing w:before="40" w:after="0"/>
+        <w:rPr>
+          <w:lang w:val="fr-CA"/>
+        </w:rPr>
+      </w:pPr>
+      <w:r>
+        <w:rPr>
+          <w:sz w:val="19"/>
+          <w:lang w:val="fr-CA"/>
+        </w:rPr>
+        <w:t>Déploiement et configuration d’ordinateurs portables Windows, installation d’applications d’entreprise et préparation des appareils pour les nouveaux employés et les employés actuels.</w:t>
+      </w:r>
+    </w:p>
+    <w:p>
+      <w:pPr>
+        <w:numPr>
+          <w:ilvl w:val="0"/>
+          <w:numId w:val="10"/>
+        </w:numPr>
+        <w:spacing w:before="40" w:after="0"/>
+        <w:rPr>
+          <w:lang w:val="fr-CA"/>
+        </w:rPr>
+      </w:pPr>
+      <w:r>
+        <w:rPr>
+          <w:sz w:val="19"/>
+          <w:lang w:val="fr-CA"/>
+        </w:rPr>
+        <w:t>Utilisation de KACE pour le déploiement de logiciels, la gestion des stocks, les scripts, la maintenance des systèmes et le dépannage.</w:t>
+      </w:r>
+    </w:p>
+    <w:p>
+      <w:pPr>
+        <w:numPr>
+          <w:ilvl w:val="0"/>
+          <w:numId w:val="10"/>
+        </w:numPr>
+        <w:spacing w:before="40" w:after="0"/>
+        <w:rPr>
+          <w:lang w:val="fr-CA"/>
+        </w:rPr>
+      </w:pPr>
+      <w:r>
+        <w:rPr>
+          <w:sz w:val="19"/>
+          <w:lang w:val="fr-CA"/>
+        </w:rPr>
+        <w:t>Soutien des opérations de sécurité des terminaux à l’aide d’ESET Protect, ESET Full Disk Encryption, BitLocker et de politiques de sécurité.</w:t>
+      </w:r>
+    </w:p>
+    <w:p>
+      <w:pPr>
+        <w:numPr>
+          <w:ilvl w:val="0"/>
+          <w:numId w:val="10"/>
+        </w:numPr>
+        <w:spacing w:before="40" w:after="0"/>
+        <w:rPr>
+          <w:lang w:val="fr-CA"/>
+        </w:rPr>
+      </w:pPr>
+      <w:r>
+        <w:rPr>
+          <w:sz w:val="19"/>
+          <w:lang w:val="fr-CA"/>
+        </w:rPr>
+        <w:t>Assistance au déploiement et au dépannage d’applications, notamment Avigilon, CCure, BioConnect, 8x8 Work et d’autres applications d’entreprise.</w:t>
+      </w:r>
+    </w:p>
+    <w:p>
+      <w:pPr>
+        <w:numPr>
+          <w:ilvl w:val="0"/>
+          <w:numId w:val="10"/>
+        </w:numPr>
+        <w:spacing w:before="40" w:after="0"/>
+        <w:rPr>
+          <w:lang w:val="fr-CA"/>
+        </w:rPr>
+      </w:pPr>
+      <w:r>
+        <w:rPr>
+          <w:sz w:val="19"/>
+          <w:lang w:val="fr-CA"/>
+        </w:rPr>
+        <w:t>Examen des inventaires de logiciels et de matériel, identification des applications non prises en charge et soutien des activités de remédiation.</w:t>
+      </w:r>
+    </w:p>
+    <w:p>
+      <w:pPr>
+        <w:spacing w:before="40" w:after="0"/>
         <w:rPr>
           <w:i/>
           <w:sz w:val="20"/>
@@ -1150,13 +1251,14 @@
           <w:ilvl w:val="0"/>
           <w:numId w:val="10"/>
         </w:numPr>
-        <w:spacing w:before="80" w:after="0"/>
+        <w:spacing w:before="40" w:after="0"/>
         <w:rPr>
           <w:lang w:val="fr-CA"/>
         </w:rPr>
       </w:pPr>
       <w:r>
         <w:rPr>
+          <w:sz w:val="19"/>
           <w:lang w:val="fr-CA"/>
         </w:rPr>
         <w:t>Administration et soutien des environnements Windows Server 2016/2022, assurant la stabilité, la disponibilité et la sécurité de l’infrastructure d’entreprise.</w:t>
@@ -1168,13 +1270,14 @@
           <w:ilvl w:val="0"/>
           <w:numId w:val="10"/>
         </w:numPr>
-        <w:spacing w:before="80" w:after="0"/>
+        <w:spacing w:before="40" w:after="0"/>
         <w:rPr>
           <w:lang w:val="fr-CA"/>
         </w:rPr>
       </w:pPr>
       <w:r>
         <w:rPr>
+          <w:sz w:val="19"/>
           <w:lang w:val="fr-CA"/>
         </w:rPr>
         <w:t>Gestion et maintenance des machines virtuelles VMware, y compris le provisionnement, la configuration, l’allocation des ressources et la surveillance des performances.</w:t>
@@ -1186,13 +1289,14 @@
           <w:ilvl w:val="0"/>
           <w:numId w:val="10"/>
         </w:numPr>
-        <w:spacing w:before="80" w:after="0"/>
+        <w:spacing w:before="40" w:after="0"/>
         <w:rPr>
           <w:lang w:val="fr-CA"/>
         </w:rPr>
       </w:pPr>
       <w:r>
         <w:rPr>
+          <w:sz w:val="19"/>
           <w:lang w:val="fr-CA"/>
         </w:rPr>
         <w:t>Mise en œuvre et soutien des objets de stratégie de groupe (GPO) afin d’appliquer les paramètres de sécurité, les configurations système et la correction des vulnérabilités dans les environnements Windows.</w:t>
@@ -1204,13 +1308,14 @@
           <w:ilvl w:val="0"/>
           <w:numId w:val="10"/>
         </w:numPr>
-        <w:spacing w:before="80" w:after="0"/>
+        <w:spacing w:before="40" w:after="0"/>
         <w:rPr>
           <w:lang w:val="fr-CA"/>
         </w:rPr>
       </w:pPr>
       <w:r>
         <w:rPr>
+          <w:sz w:val="19"/>
           <w:lang w:val="fr-CA"/>
         </w:rPr>
         <w:t>Réalisation d’activités de correction des vulnérabilités et de durcissement des serveurs selon les pratiques exemplaires de sécurité et les normes de conformité.</w:t>
@@ -1222,13 +1327,14 @@
           <w:ilvl w:val="0"/>
           <w:numId w:val="10"/>
         </w:numPr>
-        <w:spacing w:before="80" w:after="0"/>
+        <w:spacing w:before="40" w:after="0"/>
         <w:rPr>
           <w:lang w:val="fr-CA"/>
         </w:rPr>
       </w:pPr>
       <w:r>
         <w:rPr>
+          <w:sz w:val="19"/>
           <w:lang w:val="fr-CA"/>
         </w:rPr>
         <w:t>Soutien de la gestion des correctifs, des mises à jour système et des activités de mise à niveau pour les serveurs Windows et les systèmes d’entreprise afin de maintenir la sécurité et la fiabilité opérationnelle.</w:t>
@@ -1240,13 +1346,14 @@
           <w:ilvl w:val="0"/>
           <w:numId w:val="10"/>
         </w:numPr>
-        <w:spacing w:before="80" w:after="0"/>
+        <w:spacing w:before="40" w:after="0"/>
         <w:rPr>
           <w:lang w:val="fr-CA"/>
         </w:rPr>
       </w:pPr>
       <w:r>
         <w:rPr>
+          <w:sz w:val="19"/>
           <w:lang w:val="fr-CA"/>
         </w:rPr>
         <w:t>Diagnostic et résolution de problèmes L2/L3 d’infrastructure Windows, notamment les incidents liés au système d’exploitation, aux performances, à la connectivité, aux autorisations et aux serveurs.</w:t>
@@ -1258,13 +1365,14 @@
           <w:ilvl w:val="0"/>
           <w:numId w:val="10"/>
         </w:numPr>
-        <w:spacing w:before="80" w:after="0"/>
+        <w:spacing w:before="40" w:after="0"/>
         <w:rPr>
           <w:lang w:val="fr-CA"/>
         </w:rPr>
       </w:pPr>
       <w:r>
         <w:rPr>
+          <w:sz w:val="19"/>
           <w:lang w:val="fr-CA"/>
         </w:rPr>
         <w:t>Soutien des problèmes Exchange et Microsoft 365 / Office 365, notamment l’accès au courriel, la connectivité Outlook et les tâches d’administration des utilisateurs.</w:t>
@@ -1276,13 +1384,14 @@
           <w:ilvl w:val="0"/>
           <w:numId w:val="10"/>
         </w:numPr>
-        <w:spacing w:before="80" w:after="0"/>
+        <w:spacing w:before="40" w:after="0"/>
         <w:rPr>
           <w:lang w:val="fr-CA"/>
         </w:rPr>
       </w:pPr>
       <w:r>
         <w:rPr>
+          <w:sz w:val="19"/>
           <w:lang w:val="fr-CA"/>
         </w:rPr>
         <w:lastRenderedPageBreak/>
@@ -1295,13 +1404,14 @@
           <w:ilvl w:val="0"/>
           <w:numId w:val="10"/>
         </w:numPr>
-        <w:spacing w:before="80" w:after="0"/>
+        <w:spacing w:before="40" w:after="0"/>
         <w:rPr>
           <w:lang w:val="fr-CA"/>
         </w:rPr>
       </w:pPr>
       <w:r>
         <w:rPr>
+          <w:sz w:val="19"/>
           <w:lang w:val="fr-CA"/>
         </w:rPr>
         <w:t>Surveillance de l’état des systèmes, notamment l’utilisation du processeur, de la mémoire, des disques et du réseau, et mise en œuvre de mesures correctives pour optimiser les performances et la disponibilité.</w:t>
@@ -1313,13 +1423,14 @@
           <w:ilvl w:val="0"/>
           <w:numId w:val="10"/>
         </w:numPr>
-        <w:spacing w:before="80" w:after="0"/>
+        <w:spacing w:before="40" w:after="0"/>
         <w:rPr>
           <w:lang w:val="fr-CA"/>
         </w:rPr>
       </w:pPr>
       <w:r>
         <w:rPr>
+          <w:sz w:val="19"/>
           <w:lang w:val="fr-CA"/>
         </w:rPr>
         <w:t>Création et maintenance de la documentation technique, des procédures de dépannage et des dossiers de soutien afin d’améliorer l’efficacité opérationnelle et le partage des connaissances.</w:t>
@@ -1331,13 +1442,14 @@
           <w:ilvl w:val="0"/>
           <w:numId w:val="10"/>
         </w:numPr>
-        <w:spacing w:before="80" w:after="0"/>
+        <w:spacing w:before="40" w:after="0"/>
         <w:rPr>
           <w:lang w:val="fr-CA"/>
         </w:rPr>
       </w:pPr>
       <w:r>
         <w:rPr>
+          <w:sz w:val="19"/>
           <w:lang w:val="fr-CA"/>
         </w:rPr>
         <w:t>Collaboration avec les équipes de soutien et les parties prenantes afin de résoudre les incidents escaladés, soutenir les environnements de production et répondre aux attentes de service.</w:t>
@@ -1349,13 +1461,14 @@
           <w:ilvl w:val="0"/>
           <w:numId w:val="10"/>
         </w:numPr>
-        <w:spacing w:before="80" w:after="0"/>
+        <w:spacing w:before="40" w:after="0"/>
         <w:rPr>
           <w:lang w:val="fr-CA"/>
         </w:rPr>
       </w:pPr>
       <w:r>
         <w:rPr>
+          <w:sz w:val="19"/>
           <w:lang w:val="fr-CA"/>
         </w:rPr>
         <w:t>Mentorat et orientation technique des membres juniors de l’équipe pendant le dépannage et les opérations quotidiennes de soutien.</w:t>
@@ -1363,7 +1476,7 @@
     </w:p>
     <w:p>
       <w:pPr>
-        <w:spacing w:before="80" w:after="0"/>
+        <w:spacing w:before="40" w:after="0"/>
         <w:rPr>
           <w:lang w:val="fr-CA"/>
         </w:rPr>
@@ -1507,7 +1620,7 @@
     </w:p>
     <w:p>
       <w:pPr>
-        <w:spacing w:before="80" w:after="0"/>
+        <w:spacing w:before="40" w:after="0"/>
         <w:jc w:val="both"/>
         <w:rPr>
           <w:lang w:val="fr-CA"/>
@@ -1602,7 +1715,7 @@
     </w:p>
     <w:p>
       <w:pPr>
-        <w:spacing w:before="80" w:after="0"/>
+        <w:spacing w:before="40" w:after="0"/>
         <w:jc w:val="both"/>
         <w:rPr>
           <w:lang w:val="fr-CA"/>

--- a/Franklyn_Vasquez_CV_FR.docx
+++ b/Franklyn_Vasquez_CV_FR.docx
@@ -1204,45 +1204,16 @@
       <w:r>
         <w:rPr>
           <w:b/>
-          <w:color w:val="366092"/>
           <w:sz w:val="22"/>
-          <w:lang w:val="fr-CA"/>
-        </w:rPr>
-        <w:t>Ingénieur systèmes | RT TECH</w:t>
+        </w:rPr>
+        <w:t>Consultant indépendant en technologies de l’information</w:t>
       </w:r>
       <w:r>
         <w:rPr>
-          <w:b/>
-          <w:color w:val="366092"/>
-          <w:sz w:val="22"/>
-          <w:lang w:val="fr-CA"/>
-        </w:rPr>
-        <w:t xml:space="preserve"> </w:t>
-      </w:r>
-      <w:r>
-        <w:rPr>
-          <w:b/>
-          <w:color w:val="366092"/>
-          <w:sz w:val="22"/>
-          <w:lang w:val="fr-CA"/>
-        </w:rPr>
-        <w:t>—</w:t>
-      </w:r>
-      <w:r>
-        <w:rPr>
           <w:i/>
           <w:sz w:val="20"/>
-          <w:lang w:val="fr-CA"/>
-        </w:rPr>
-        <w:t xml:space="preserve">    </w:t>
-      </w:r>
-      <w:r>
-        <w:rPr>
-          <w:i/>
-          <w:sz w:val="20"/>
-          <w:lang w:val="fr-CA"/>
-        </w:rPr>
-        <w:t>févr. 2019 – oct. 2024</w:t>
+        </w:rPr>
+        <w:t xml:space="preserve">  -  févr. 2019 - oct. 2023</w:t>
       </w:r>
     </w:p>
     <w:p>
@@ -1257,11 +1228,7 @@
         </w:rPr>
       </w:pPr>
       <w:r>
-        <w:rPr>
-          <w:sz w:val="19"/>
-          <w:lang w:val="fr-CA"/>
-        </w:rPr>
-        <w:t>Administration et soutien des environnements Windows Server 2016/2022, assurant la stabilité, la disponibilité et la sécurité de l’infrastructure d’entreprise.</w:t>
+        <w:t>Prestation de services-conseils indépendants en administration de systèmes TI, soutien des technologies infonuagiques et développement logiciel, combinant la gestion de l’infrastructure et le développement d’applications.</w:t>
       </w:r>
     </w:p>
     <w:p>
@@ -1276,11 +1243,7 @@
         </w:rPr>
       </w:pPr>
       <w:r>
-        <w:rPr>
-          <w:sz w:val="19"/>
-          <w:lang w:val="fr-CA"/>
-        </w:rPr>
-        <w:t>Gestion et maintenance des machines virtuelles VMware, y compris le provisionnement, la configuration, l’allocation des ressources et la surveillance des performances.</w:t>
+        <w:t>Administration et soutien de Windows Server 2016/2022, Active Directory, des stratégies de groupe (GPO), de Microsoft 365 et d’environnements virtualisés VMware, en mettant l’accent sur la fiabilité, les performances et la sécurité.</w:t>
       </w:r>
     </w:p>
     <w:p>
@@ -1295,11 +1258,7 @@
         </w:rPr>
       </w:pPr>
       <w:r>
-        <w:rPr>
-          <w:sz w:val="19"/>
-          <w:lang w:val="fr-CA"/>
-        </w:rPr>
-        <w:t>Mise en œuvre et soutien des objets de stratégie de groupe (GPO) afin d’appliquer les paramètres de sécurité, les configurations système et la correction des vulnérabilités dans les environnements Windows.</w:t>
+        <w:t>Développement et maintenance d’applications avec C#/.NET et Microsoft SQL Server, y compris la gestion de bases de données, le dépannage et l’amélioration d’applications d’entreprise.</w:t>
       </w:r>
     </w:p>
     <w:p>
@@ -1314,11 +1273,7 @@
         </w:rPr>
       </w:pPr>
       <w:r>
-        <w:rPr>
-          <w:sz w:val="19"/>
-          <w:lang w:val="fr-CA"/>
-        </w:rPr>
-        <w:t>Réalisation d’activités de correction des vulnérabilités et de durcissement des serveurs selon les pratiques exemplaires de sécurité et les normes de conformité.</w:t>
+        <w:t>Soutien d’environnements connectés au nuage, des services Microsoft 365, de la gestion des identités et des accès, de la configuration des systèmes et du dépannage de l’infrastructure.</w:t>
       </w:r>
     </w:p>
     <w:p>
@@ -1333,11 +1288,7 @@
         </w:rPr>
       </w:pPr>
       <w:r>
-        <w:rPr>
-          <w:sz w:val="19"/>
-          <w:lang w:val="fr-CA"/>
-        </w:rPr>
-        <w:t>Soutien de la gestion des correctifs, des mises à jour système et des activités de mise à niveau pour les serveurs Windows et les systèmes d’entreprise afin de maintenir la sécurité et la fiabilité opérationnelle.</w:t>
+        <w:t>Utilisation de PowerShell et de techniques de script pour automatiser les tâches d’administration TI, améliorer l’efficacité opérationnelle et simplifier les processus techniques.</w:t>
       </w:r>
     </w:p>
     <w:p>
@@ -1352,11 +1303,7 @@
         </w:rPr>
       </w:pPr>
       <w:r>
-        <w:rPr>
-          <w:sz w:val="19"/>
-          <w:lang w:val="fr-CA"/>
-        </w:rPr>
-        <w:t>Diagnostic et résolution de problèmes L2/L3 d’infrastructure Windows, notamment les incidents liés au système d’exploitation, aux performances, à la connectivité, aux autorisations et aux serveurs.</w:t>
+        <w:t>Prestation de soutien technique de niveaux 2 et 3 pour résoudre des problèmes liés à Windows, aux réseaux, aux applications, aux autorisations et à l’infrastructure.</w:t>
       </w:r>
     </w:p>
     <w:p>
@@ -1371,11 +1318,7 @@
         </w:rPr>
       </w:pPr>
       <w:r>
-        <w:rPr>
-          <w:sz w:val="19"/>
-          <w:lang w:val="fr-CA"/>
-        </w:rPr>
-        <w:t>Soutien des problèmes Exchange et Microsoft 365 / Office 365, notamment l’accès au courriel, la connectivité Outlook et les tâches d’administration des utilisateurs.</w:t>
+        <w:t>Travail sur l’intégration logicielle, la maintenance des systèmes, l’optimisation des performances, la documentation technique et la mise en œuvre de solutions TI fiables.</w:t>
       </w:r>
     </w:p>
     <w:p>
@@ -1390,20 +1333,11 @@
         </w:rPr>
       </w:pPr>
       <w:r>
-        <w:rPr>
-          <w:sz w:val="19"/>
-          <w:lang w:val="fr-CA"/>
-        </w:rPr>
-        <w:lastRenderedPageBreak/>
-        <w:t>Gestion des tâches Active Directory comme les comptes utilisateurs, les autorisations, la réinitialisation des mots de passe, l’appartenance aux groupes et le contrôle d’accès.</w:t>
+        <w:t>Mise à profit d’une expertise en génie logiciel et en infrastructure TI pour soutenir les opérations, améliorer les fonctionnalités des systèmes et fournir des solutions technologiques pratiques.</w:t>
       </w:r>
     </w:p>
     <w:p>
       <w:pPr>
-        <w:numPr>
-          <w:ilvl w:val="0"/>
-          <w:numId w:val="10"/>
-        </w:numPr>
         <w:spacing w:before="40" w:after="0"/>
         <w:rPr>
           <w:lang w:val="fr-CA"/>
@@ -1411,67 +1345,12 @@
       </w:pPr>
       <w:r>
         <w:rPr>
-          <w:sz w:val="19"/>
-          <w:lang w:val="fr-CA"/>
-        </w:rPr>
-        <w:t>Surveillance de l’état des systèmes, notamment l’utilisation du processeur, de la mémoire, des disques et du réseau, et mise en œuvre de mesures correctives pour optimiser les performances et la disponibilité.</w:t>
+          <w:b/>
+        </w:rPr>
+        <w:t xml:space="preserve">Technologies principales : </w:t>
       </w:r>
-    </w:p>
-    <w:p>
-      <w:pPr>
-        <w:numPr>
-          <w:ilvl w:val="0"/>
-          <w:numId w:val="10"/>
-        </w:numPr>
-        <w:spacing w:before="40" w:after="0"/>
-        <w:rPr>
-          <w:lang w:val="fr-CA"/>
-        </w:rPr>
-      </w:pPr>
       <w:r>
-        <w:rPr>
-          <w:sz w:val="19"/>
-          <w:lang w:val="fr-CA"/>
-        </w:rPr>
-        <w:t>Création et maintenance de la documentation technique, des procédures de dépannage et des dossiers de soutien afin d’améliorer l’efficacité opérationnelle et le partage des connaissances.</w:t>
-      </w:r>
-    </w:p>
-    <w:p>
-      <w:pPr>
-        <w:numPr>
-          <w:ilvl w:val="0"/>
-          <w:numId w:val="10"/>
-        </w:numPr>
-        <w:spacing w:before="40" w:after="0"/>
-        <w:rPr>
-          <w:lang w:val="fr-CA"/>
-        </w:rPr>
-      </w:pPr>
-      <w:r>
-        <w:rPr>
-          <w:sz w:val="19"/>
-          <w:lang w:val="fr-CA"/>
-        </w:rPr>
-        <w:t>Collaboration avec les équipes de soutien et les parties prenantes afin de résoudre les incidents escaladés, soutenir les environnements de production et répondre aux attentes de service.</w:t>
-      </w:r>
-    </w:p>
-    <w:p>
-      <w:pPr>
-        <w:numPr>
-          <w:ilvl w:val="0"/>
-          <w:numId w:val="10"/>
-        </w:numPr>
-        <w:spacing w:before="40" w:after="0"/>
-        <w:rPr>
-          <w:lang w:val="fr-CA"/>
-        </w:rPr>
-      </w:pPr>
-      <w:r>
-        <w:rPr>
-          <w:sz w:val="19"/>
-          <w:lang w:val="fr-CA"/>
-        </w:rPr>
-        <w:t>Mentorat et orientation technique des membres juniors de l’équipe pendant le dépannage et les opérations quotidiennes de soutien.</w:t>
+        <w:t>C#, .NET, SQL Server, Windows Server, VMware, Active Directory, stratégies de groupe, Microsoft 365, PowerShell, infrastructure TI, administration infonuagique, développement logiciel, API REST.</w:t>
       </w:r>
     </w:p>
     <w:p>

--- a/Franklyn_Vasquez_CV_FR.docx
+++ b/Franklyn_Vasquez_CV_FR.docx
@@ -1206,6 +1206,45 @@
           <w:b/>
           <w:sz w:val="22"/>
         </w:rPr>
+        <w:t>Développement professionnel et études techniques | Longueuil, Québec, Canada</w:t>
+      </w:r>
+      <w:r>
+        <w:rPr>
+          <w:i/>
+          <w:sz w:val="20"/>
+        </w:rPr>
+        <w:t xml:space="preserve">  -  oct. 2024 - juin 2026</w:t>
+      </w:r>
+    </w:p>
+    <w:p>
+      <w:pPr>
+        <w:numPr>
+          <w:ilvl w:val="0"/>
+          <w:numId w:val="10"/>
+        </w:numPr>
+        <w:spacing w:before="40" w:after="0"/>
+        <w:rPr>
+          <w:lang w:val="fr-CA"/>
+        </w:rPr>
+      </w:pPr>
+      <w:r>
+        <w:t>Poursuite de deux programmes d’AEC au Collège Champlain : cybersécurité (obtention du diplôme en février 2026) et administration infonuagique des TI (obtention du diplôme en septembre 2026).</w:t>
+      </w:r>
+    </w:p>
+    <w:p>
+      <w:pPr>
+        <w:spacing w:before="40" w:after="0"/>
+        <w:rPr>
+          <w:i/>
+          <w:sz w:val="20"/>
+          <w:lang w:val="fr-CA"/>
+        </w:rPr>
+      </w:pPr>
+      <w:r>
+        <w:rPr>
+          <w:b/>
+          <w:sz w:val="22"/>
+        </w:rPr>
         <w:t>Consultant indépendant en technologies de l’information</w:t>
       </w:r>
       <w:r>
@@ -1213,7 +1252,7 @@
           <w:i/>
           <w:sz w:val="20"/>
         </w:rPr>
-        <w:t xml:space="preserve">  -  févr. 2019 - oct. 2023</w:t>
+        <w:t xml:space="preserve">  -  avr. 2019 - sept. 2024</w:t>
       </w:r>
     </w:p>
     <w:p>
@@ -1363,87 +1402,16 @@
       <w:r>
         <w:rPr>
           <w:b/>
-          <w:color w:val="366092"/>
           <w:sz w:val="22"/>
-          <w:lang w:val="fr-CA"/>
-        </w:rPr>
-        <w:t>Ingénieur de procédés |</w:t>
+        </w:rPr>
+        <w:t>Ingénieur de procédés | PDVSA | Raffinerie de pétrole</w:t>
       </w:r>
       <w:r>
         <w:rPr>
-          <w:b/>
-          <w:color w:val="366092"/>
-          <w:sz w:val="22"/>
-          <w:lang w:val="fr-CA"/>
-        </w:rPr>
-        <w:t xml:space="preserve"> PDVSA </w:t>
-      </w:r>
-      <w:r>
-        <w:rPr>
-          <w:b/>
-          <w:color w:val="366092"/>
-          <w:sz w:val="22"/>
-          <w:lang w:val="fr-CA"/>
-        </w:rPr>
-        <w:t>|</w:t>
-      </w:r>
-      <w:r>
-        <w:rPr>
-          <w:b/>
-          <w:color w:val="366092"/>
-          <w:sz w:val="22"/>
-          <w:lang w:val="fr-CA"/>
-        </w:rPr>
-        <w:t xml:space="preserve"> Raffinerie de pétrole</w:t>
-      </w:r>
-      <w:r>
-        <w:rPr>
           <w:i/>
           <w:sz w:val="20"/>
-          <w:lang w:val="fr-CA"/>
-        </w:rPr>
-        <w:t xml:space="preserve">   </w:t>
-      </w:r>
-      <w:r>
-        <w:rPr>
-          <w:b/>
-          <w:color w:val="366092"/>
-          <w:sz w:val="22"/>
-          <w:lang w:val="fr-CA"/>
-        </w:rPr>
-        <w:t>—</w:t>
-      </w:r>
-      <w:r>
-        <w:rPr>
-          <w:i/>
-          <w:sz w:val="20"/>
-          <w:lang w:val="fr-CA"/>
-        </w:rPr>
-        <w:t xml:space="preserve"> </w:t>
-      </w:r>
-      <w:r>
-        <w:rPr>
-          <w:i/>
-          <w:sz w:val="20"/>
-          <w:lang w:val="fr-CA"/>
-        </w:rPr>
-        <w:t xml:space="preserve"> </w:t>
-      </w:r>
-      <w:r>
-        <w:rPr>
-          <w:i/>
-          <w:sz w:val="20"/>
-          <w:lang w:val="fr-CA"/>
-        </w:rPr>
-        <w:t xml:space="preserve"> mai 2014 – févr. </w:t>
-      </w:r>
-      <w:r>
-        <w:rPr>
-          <w:i/>
-          <w:sz w:val="20"/>
-          <w:lang w:val="fr-CA"/>
-        </w:rPr>
-        <w:t>2019</w:t>
+        </w:rPr>
+        <w:t xml:space="preserve">  -  mai 2014 - avr. 2019</w:t>
       </w:r>
     </w:p>
     <w:p>
@@ -1728,10 +1696,7 @@
         </w:rPr>
       </w:pPr>
       <w:r>
-        <w:rPr>
-          <w:lang w:val="fr-CA"/>
-        </w:rPr>
-        <w:t xml:space="preserve">  • AEC – Administration infonuagique TI (en cours) – Champlain College – Saint-Lambert, QC, Canada</w:t>
+        <w:t>AEC - Administration infonuagique TI (Diplôme : sept. 2026) - Collège Champlain - Saint-Lambert, QC</w:t>
       </w:r>
     </w:p>
     <w:p>
@@ -1744,10 +1709,7 @@
         </w:rPr>
       </w:pPr>
       <w:r>
-        <w:rPr>
-          <w:lang w:val="fr-CA"/>
-        </w:rPr>
-        <w:t>• AEC – Cybersécurité : prévention et intervention – Champlain College – Saint-Lambert, QC, Canada</w:t>
+        <w:t>AEC - Cybersécurité : prévention et intervention (Diplôme : févr. 2026) - Collège Champlain - Saint-Lambert, QC</w:t>
       </w:r>
     </w:p>
     <w:p>

--- a/Franklyn_Vasquez_CV_FR.docx
+++ b/Franklyn_Vasquez_CV_FR.docx
@@ -4,138 +4,62 @@
   <w:body>
     <w:p>
       <w:pPr>
-        <w:spacing w:line="240" w:lineRule="auto"/>
-        <w:jc w:val="center"/>
-        <w:rPr>
-          <w:lang w:val="fr-CA"/>
-        </w:rPr>
+        <w:pStyle w:val="CVNameX"/>
       </w:pPr>
       <w:r>
         <w:rPr>
+          <w:b w:val="0"/>
           <w:lang w:val="fr-CA"/>
         </w:rPr>
-        <w:t>Franklyn Jose Vasquez Marin</w:t>
+        <w:t>FRANKLYN JOSÉ VASQUEZ MARÍN</w:t>
       </w:r>
     </w:p>
     <w:p>
       <w:pPr>
-        <w:spacing w:line="240" w:lineRule="auto"/>
-        <w:jc w:val="center"/>
-        <w:rPr>
-          <w:lang w:val="fr-CA"/>
-        </w:rPr>
+        <w:pStyle w:val="CVContactX"/>
       </w:pPr>
       <w:r>
         <w:rPr>
-          <w:sz w:val="19"/>
+          <w:b w:val="0"/>
           <w:lang w:val="fr-CA"/>
         </w:rPr>
-        <w:t>Longueuil, Québec, Canada  |  vasquezfu@gmail.com</w:t>
+        <w:t>Greenfield Park (Longueuil), Québec, Canada  |  vasquezfu@gmail.com</w:t>
       </w:r>
     </w:p>
     <w:p>
       <w:pPr>
-        <w:spacing w:line="240" w:lineRule="auto"/>
-        <w:jc w:val="center"/>
-        <w:rPr>
-          <w:sz w:val="18"/>
-        </w:rPr>
+        <w:pStyle w:val="CVContactX"/>
       </w:pPr>
       <w:r>
         <w:rPr>
-          <w:sz w:val="18"/>
-        </w:rPr>
-        <w:t>LinkedIn:</w:t>
-      </w:r>
-      <w:r>
-        <w:rPr>
-          <w:rStyle w:val="Hyperlink"/>
-          <w:color w:val="0563C1"/>
-        </w:rPr>
-        <w:t xml:space="preserve"> </w:t>
-      </w:r>
-      <w:hyperlink r:id="rId8" w:history="1">
-        <w:r>
-          <w:rPr>
-            <w:rStyle w:val="Hyperlink"/>
-            <w:color w:val="0563C1"/>
-          </w:rPr>
-          <w:t>https://www.linkedin.com/in/franklynvasquez</w:t>
-        </w:r>
-      </w:hyperlink>
-    </w:p>
-    <w:p>
-      <w:pPr>
-        <w:spacing w:line="240" w:lineRule="auto"/>
-        <w:jc w:val="center"/>
-        <w:rPr>
-          <w:sz w:val="18"/>
+          <w:b w:val="0"/>
           <w:lang w:val="fr-CA"/>
         </w:rPr>
-      </w:pPr>
-      <w:r>
-        <w:rPr>
-          <w:sz w:val="18"/>
-          <w:lang w:val="fr-CA"/>
-        </w:rPr>
-        <w:t>P</w:t>
-      </w:r>
-      <w:r>
-        <w:rPr>
-          <w:sz w:val="18"/>
-          <w:lang w:val="fr-CA"/>
-        </w:rPr>
-        <w:t xml:space="preserve">ortefeuille: </w:t>
-      </w:r>
-      <w:hyperlink r:id="rId9" w:history="1">
-        <w:r>
-          <w:rPr>
-            <w:rStyle w:val="Hyperlink"/>
-            <w:color w:val="0563C1"/>
-            <w:lang w:val="fr-CA"/>
-          </w:rPr>
-          <w:t>https://www.franklynvasquez.com</w:t>
-        </w:r>
-      </w:hyperlink>
-    </w:p>
-    <w:p>
-      <w:pPr>
-        <w:pBdr>
-          <w:bottom w:val="single" w:sz="6" w:space="1" w:color="9FBAD0"/>
-        </w:pBdr>
-        <w:spacing w:before="120" w:after="60"/>
-        <w:jc w:val="center"/>
-        <w:rPr>
-          <w:b/>
-          <w:color w:val="1F4E79"/>
-          <w:sz w:val="25"/>
-          <w:lang w:val="fr-CA"/>
-        </w:rPr>
-      </w:pPr>
-      <w:r>
-        <w:rPr>
-          <w:b/>
-          <w:color w:val="1F4E79"/>
-          <w:sz w:val="25"/>
-          <w:lang w:val="fr-CA"/>
-        </w:rPr>
-        <w:t>Ingénieur systèmes | Infrastructure TI | Administration infonuagique | Cybersécurité</w:t>
+        <w:t>linkedin.com/in/franklynvasquez  |  franklynvasquez.com</w:t>
       </w:r>
     </w:p>
     <w:p>
       <w:pPr>
-        <w:pBdr>
-          <w:bottom w:val="single" w:sz="6" w:space="1" w:color="9FBAD0"/>
-        </w:pBdr>
-        <w:spacing w:before="120" w:after="60"/>
-        <w:rPr>
-          <w:lang w:val="fr-CA"/>
-        </w:rPr>
+        <w:pStyle w:val="CVHeadlineX"/>
       </w:pPr>
       <w:r>
         <w:rPr>
-          <w:b/>
-          <w:color w:val="1F4E79"/>
+          <w:b w:val="0"/>
+          <w:lang w:val="fr-CA"/>
+        </w:rPr>
+        <w:t>INGÉNIEUR SYSTÈMES  |  ADMINISTRATEUR INFONUAGIQUE ET TI  |  DÉVELOPPEUR .NET FULL-STACK</w:t>
+      </w:r>
+    </w:p>
+    <w:p>
+      <w:pPr>
+        <w:pStyle w:val="CVSectionX"/>
+        <w:pBdr>
+          <w:bottom w:val="single" w:sz="4" w:space="2" w:color="999999"/>
+        </w:pBdr>
+      </w:pPr>
+      <w:r>
+        <w:rPr>
+          <w:b w:val="0"/>
           <w:lang w:val="fr-CA"/>
         </w:rPr>
         <w:t>SOMMAIRE PROFESSIONNEL</w:t>
@@ -143,883 +67,136 @@
     </w:p>
     <w:p>
       <w:pPr>
-        <w:pBdr>
-          <w:bottom w:val="single" w:sz="6" w:space="1" w:color="9FBAD0"/>
-        </w:pBdr>
-        <w:spacing w:before="120" w:after="60"/>
-        <w:jc w:val="both"/>
-        <w:rPr>
-          <w:lang w:val="fr-CA"/>
-        </w:rPr>
+        <w:pStyle w:val="CVBodyX"/>
       </w:pPr>
       <w:r>
         <w:rPr>
+          <w:b w:val="0"/>
           <w:lang w:val="fr-CA"/>
         </w:rPr>
-        <w:t>Ingénieur systèmes avec plus de 5 ans d’expérience en infrastructure TI, administration infonuagique, virtualisation, cybersécurité, outils DevOps et soutien aux entreprises. Expérience avec Windows Server, VMware, Active Directory, GPO, Linux, plateformes infonuagiques, GitHub, Docker, Kubernetes, CI/CD, SQL et développement d’applications. Les projets personnels pratiques comprennent des applications Android publiées, démontrant le développement logiciel, la livraison de produits, l’intégration de systèmes et la conception centrée sur l’utilisateur. Solide expérience en documentation technique, dépannage, formation du personnel et prestation de services TI.</w:t>
+        <w:t>Ingénieur systèmes et professionnel des TI expérimenté dans le soutien des postes Windows, des applications d’entreprise, de la gestion des accès et de la connectivité en centre de données. Expérience en C#/.NET, SQL Server, IIS et développement Web, complétée par une formation en administration infonuagique et en cybersécurité. Connaissance de Microsoft Azure, AWS, Windows Server, Active Directory / Entra ID, PowerShell, la virtualisation et les pratiques CI/CD. Combine le dépannage d’infrastructure, le développement logiciel et le soutien aux utilisateurs afin de maintenir des systèmes d’entreprise fiables.</w:t>
       </w:r>
     </w:p>
     <w:p>
       <w:pPr>
+        <w:pStyle w:val="CVSectionX"/>
         <w:pBdr>
-          <w:bottom w:val="single" w:sz="6" w:space="1" w:color="9FBAD0"/>
+          <w:bottom w:val="single" w:sz="4" w:space="2" w:color="999999"/>
         </w:pBdr>
-        <w:spacing w:before="120" w:after="60"/>
-        <w:rPr>
-          <w:b/>
-          <w:color w:val="1F4E79"/>
-        </w:rPr>
       </w:pPr>
       <w:r>
         <w:rPr>
-          <w:b/>
-          <w:color w:val="1F4E79"/>
-        </w:rPr>
-        <w:t>COMPÉTENCES PRINCIPALES</w:t>
-      </w:r>
-    </w:p>
-    <w:tbl>
-      <w:tblPr>
-        <w:tblW w:w="0" w:type="auto"/>
-        <w:jc w:val="center"/>
-        <w:tblBorders>
-          <w:top w:val="single" w:sz="4" w:space="0" w:color="D9E1F2"/>
-          <w:left w:val="single" w:sz="4" w:space="0" w:color="D9E1F2"/>
-          <w:bottom w:val="single" w:sz="4" w:space="0" w:color="D9E1F2"/>
-          <w:right w:val="single" w:sz="4" w:space="0" w:color="D9E1F2"/>
-          <w:insideH w:val="single" w:sz="4" w:space="0" w:color="D9E1F2"/>
-          <w:insideV w:val="single" w:sz="4" w:space="0" w:color="D9E1F2"/>
-        </w:tblBorders>
-        <w:tblLayout w:type="fixed"/>
-        <w:tblLook w:val="04A0" w:firstRow="1" w:lastRow="0" w:firstColumn="1" w:lastColumn="0" w:noHBand="0" w:noVBand="1"/>
-      </w:tblPr>
-      <w:tblGrid>
-        <w:gridCol w:w="3175"/>
-        <w:gridCol w:w="3175"/>
-        <w:gridCol w:w="3175"/>
-      </w:tblGrid>
-      <w:tr>
-        <w:trPr>
-          <w:trHeight w:val="297"/>
-          <w:jc w:val="center"/>
-        </w:trPr>
-        <w:tc>
-          <w:tcPr>
-            <w:tcW w:w="3175" w:type="dxa"/>
-            <w:tcBorders>
-              <w:top w:val="single" w:sz="4" w:space="0" w:color="D9E1F2"/>
-              <w:left w:val="single" w:sz="4" w:space="0" w:color="D9E1F2"/>
-              <w:bottom w:val="single" w:sz="4" w:space="0" w:color="D9E1F2"/>
-              <w:right w:val="single" w:sz="4" w:space="0" w:color="D9E1F2"/>
-            </w:tcBorders>
-            <w:vAlign w:val="center"/>
-            <w:hideMark/>
-          </w:tcPr>
-          <w:p>
-            <w:r>
-              <w:t>Windows Server 2016/2022</w:t>
-            </w:r>
-          </w:p>
-        </w:tc>
-        <w:tc>
-          <w:tcPr>
-            <w:tcW w:w="3175" w:type="dxa"/>
-            <w:tcBorders>
-              <w:top w:val="single" w:sz="4" w:space="0" w:color="D9E1F2"/>
-              <w:left w:val="single" w:sz="4" w:space="0" w:color="D9E1F2"/>
-              <w:bottom w:val="single" w:sz="4" w:space="0" w:color="D9E1F2"/>
-              <w:right w:val="single" w:sz="4" w:space="0" w:color="D9E1F2"/>
-            </w:tcBorders>
-            <w:vAlign w:val="center"/>
-            <w:hideMark/>
-          </w:tcPr>
-          <w:p>
-            <w:r>
-              <w:t>Active Directory et GPO</w:t>
-            </w:r>
-          </w:p>
-        </w:tc>
-        <w:tc>
-          <w:tcPr>
-            <w:tcW w:w="3175" w:type="dxa"/>
-            <w:tcBorders>
-              <w:top w:val="single" w:sz="4" w:space="0" w:color="D9E1F2"/>
-              <w:left w:val="single" w:sz="4" w:space="0" w:color="D9E1F2"/>
-              <w:bottom w:val="single" w:sz="4" w:space="0" w:color="D9E1F2"/>
-              <w:right w:val="single" w:sz="4" w:space="0" w:color="D9E1F2"/>
-            </w:tcBorders>
-            <w:vAlign w:val="center"/>
-            <w:hideMark/>
-          </w:tcPr>
-          <w:p>
-            <w:r>
-              <w:t>VMware / Virtualisation</w:t>
-            </w:r>
-          </w:p>
-        </w:tc>
-      </w:tr>
-      <w:tr>
-        <w:trPr>
-          <w:trHeight w:val="501"/>
-          <w:jc w:val="center"/>
-        </w:trPr>
-        <w:tc>
-          <w:tcPr>
-            <w:tcW w:w="3175" w:type="dxa"/>
-            <w:tcBorders>
-              <w:top w:val="single" w:sz="4" w:space="0" w:color="D9E1F2"/>
-              <w:left w:val="single" w:sz="4" w:space="0" w:color="D9E1F2"/>
-              <w:bottom w:val="single" w:sz="4" w:space="0" w:color="D9E1F2"/>
-              <w:right w:val="single" w:sz="4" w:space="0" w:color="D9E1F2"/>
-            </w:tcBorders>
-            <w:vAlign w:val="center"/>
-            <w:hideMark/>
-          </w:tcPr>
-          <w:p>
-            <w:r>
-              <w:t>Infonuagique, DevOps et GitHub</w:t>
-            </w:r>
-          </w:p>
-        </w:tc>
-        <w:tc>
-          <w:tcPr>
-            <w:tcW w:w="3175" w:type="dxa"/>
-            <w:tcBorders>
-              <w:top w:val="single" w:sz="4" w:space="0" w:color="D9E1F2"/>
-              <w:left w:val="single" w:sz="4" w:space="0" w:color="D9E1F2"/>
-              <w:bottom w:val="single" w:sz="4" w:space="0" w:color="D9E1F2"/>
-              <w:right w:val="single" w:sz="4" w:space="0" w:color="D9E1F2"/>
-            </w:tcBorders>
-            <w:vAlign w:val="center"/>
-            <w:hideMark/>
-          </w:tcPr>
-          <w:p>
-            <w:r>
-              <w:t>Prestation de services TI</w:t>
-            </w:r>
-          </w:p>
-        </w:tc>
-        <w:tc>
-          <w:tcPr>
-            <w:tcW w:w="3175" w:type="dxa"/>
-            <w:tcBorders>
-              <w:top w:val="single" w:sz="4" w:space="0" w:color="D9E1F2"/>
-              <w:left w:val="single" w:sz="4" w:space="0" w:color="D9E1F2"/>
-              <w:bottom w:val="single" w:sz="4" w:space="0" w:color="D9E1F2"/>
-              <w:right w:val="single" w:sz="4" w:space="0" w:color="D9E1F2"/>
-            </w:tcBorders>
-            <w:vAlign w:val="center"/>
-            <w:hideMark/>
-          </w:tcPr>
-          <w:p>
-            <w:r>
-              <w:t>Développement d’applications</w:t>
-            </w:r>
-          </w:p>
-        </w:tc>
-      </w:tr>
-      <w:tr>
-        <w:trPr>
-          <w:jc w:val="center"/>
-        </w:trPr>
-        <w:tc>
-          <w:tcPr>
-            <w:tcW w:w="3175" w:type="dxa"/>
-            <w:tcBorders>
-              <w:top w:val="single" w:sz="4" w:space="0" w:color="D9E1F2"/>
-              <w:left w:val="single" w:sz="4" w:space="0" w:color="D9E1F2"/>
-              <w:bottom w:val="single" w:sz="4" w:space="0" w:color="D9E1F2"/>
-              <w:right w:val="single" w:sz="4" w:space="0" w:color="D9E1F2"/>
-            </w:tcBorders>
-            <w:hideMark/>
-          </w:tcPr>
-          <w:p>
-            <w:r>
-              <w:t>Durcissement de la sécurité</w:t>
-            </w:r>
-          </w:p>
-        </w:tc>
-        <w:tc>
-          <w:tcPr>
-            <w:tcW w:w="3175" w:type="dxa"/>
-            <w:tcBorders>
-              <w:top w:val="single" w:sz="4" w:space="0" w:color="D9E1F2"/>
-              <w:left w:val="single" w:sz="4" w:space="0" w:color="D9E1F2"/>
-              <w:bottom w:val="single" w:sz="4" w:space="0" w:color="D9E1F2"/>
-              <w:right w:val="single" w:sz="4" w:space="0" w:color="D9E1F2"/>
-            </w:tcBorders>
-            <w:hideMark/>
-          </w:tcPr>
-          <w:p>
-            <w:r>
-              <w:t>Intégration de systèmes</w:t>
-            </w:r>
-          </w:p>
-        </w:tc>
-        <w:tc>
-          <w:tcPr>
-            <w:tcW w:w="3175" w:type="dxa"/>
-            <w:tcBorders>
-              <w:top w:val="single" w:sz="4" w:space="0" w:color="D9E1F2"/>
-              <w:left w:val="single" w:sz="4" w:space="0" w:color="D9E1F2"/>
-              <w:bottom w:val="single" w:sz="4" w:space="0" w:color="D9E1F2"/>
-              <w:right w:val="single" w:sz="4" w:space="0" w:color="D9E1F2"/>
-            </w:tcBorders>
-            <w:hideMark/>
-          </w:tcPr>
-          <w:p>
-            <w:r>
-              <w:t>Formation technique</w:t>
-            </w:r>
-          </w:p>
-        </w:tc>
-      </w:tr>
-    </w:tbl>
-    <w:p>
-      <w:pPr>
-        <w:pBdr>
-          <w:bottom w:val="single" w:sz="6" w:space="1" w:color="9FBAD0"/>
-        </w:pBdr>
-        <w:spacing w:before="120" w:after="60"/>
-        <w:rPr>
-          <w:b/>
-          <w:color w:val="1F4E79"/>
-        </w:rPr>
-      </w:pPr>
-      <w:r>
-        <w:rPr>
-          <w:b/>
-          <w:color w:val="1F4E79"/>
+          <w:b w:val="0"/>
+          <w:lang w:val="fr-CA"/>
         </w:rPr>
         <w:t>COMPÉTENCES TECHNIQUES</w:t>
       </w:r>
     </w:p>
     <w:p>
       <w:pPr>
-        <w:pBdr>
-          <w:bottom w:val="single" w:sz="6" w:space="1" w:color="9FBAD0"/>
-        </w:pBdr>
-        <w:tabs>
-          <w:tab w:val="left" w:pos="3188"/>
-        </w:tabs>
-        <w:spacing w:after="0"/>
-        <w:rPr>
-          <w:b/>
-          <w:color w:val="366092"/>
-          <w:sz w:val="22"/>
-        </w:rPr>
+        <w:pStyle w:val="CVSkillsX"/>
       </w:pPr>
       <w:r>
         <w:rPr>
           <w:b/>
-          <w:color w:val="366092"/>
-          <w:sz w:val="22"/>
+          <w:lang w:val="fr-CA"/>
         </w:rPr>
-        <w:t>• Plateformes infonuagiques :</w:t>
+        <w:t xml:space="preserve">Systèmes et administration : </w:t>
       </w:r>
       <w:r>
         <w:rPr>
-          <w:b/>
-          <w:color w:val="366092"/>
-          <w:sz w:val="22"/>
+          <w:b w:val="0"/>
+          <w:lang w:val="fr-CA"/>
         </w:rPr>
-        <w:tab/>
+        <w:t>Windows Server 2016/2022, Windows 10/11, Active Directory, Microsoft Entra ID, stratégies de groupe (GPO), Microsoft 365, PowerShell, IIS, VMware, Hyper-V et soutien des postes.</w:t>
       </w:r>
     </w:p>
     <w:p>
       <w:pPr>
-        <w:pBdr>
-          <w:bottom w:val="single" w:sz="6" w:space="1" w:color="9FBAD0"/>
-        </w:pBdr>
-        <w:spacing w:after="0"/>
-        <w:rPr>
-          <w:lang w:val="fr-CA"/>
-        </w:rPr>
+        <w:pStyle w:val="CVSkillsX"/>
       </w:pPr>
       <w:r>
         <w:rPr>
+          <w:b/>
           <w:lang w:val="fr-CA"/>
         </w:rPr>
-        <w:t>AWS (EC2, IAM, VPC, groupes de sécurité), Microsoft Azure (machines virtuelles, réseautique), Google Cloud Platform.</w:t>
+        <w:t xml:space="preserve">Infonuagique et DevOps : </w:t>
+      </w:r>
+      <w:r>
+        <w:rPr>
+          <w:b w:val="0"/>
+          <w:lang w:val="fr-CA"/>
+        </w:rPr>
+        <w:t>Microsoft Azure (App Service, Functions, Azure SQL, Storage, Key Vault), AWS (Lambda, API Gateway, Cognito, S3, Aurora, DynamoDB), Azure DevOps CI/CD, GitHub Actions, Docker et CloudWatch.</w:t>
       </w:r>
     </w:p>
     <w:p>
       <w:pPr>
-        <w:pBdr>
-          <w:bottom w:val="single" w:sz="6" w:space="1" w:color="9FBAD0"/>
-        </w:pBdr>
-        <w:spacing w:after="0"/>
-        <w:rPr>
-          <w:b/>
-          <w:color w:val="366092"/>
-          <w:sz w:val="22"/>
-          <w:lang w:val="fr-CA"/>
-        </w:rPr>
+        <w:pStyle w:val="CVSkillsX"/>
       </w:pPr>
       <w:r>
         <w:rPr>
           <w:b/>
-          <w:color w:val="366092"/>
-          <w:sz w:val="22"/>
           <w:lang w:val="fr-CA"/>
         </w:rPr>
-        <w:t>• DevOps et outils :</w:t>
+        <w:t xml:space="preserve">Sécurité, réseautique et soutien : </w:t>
+      </w:r>
+      <w:r>
+        <w:rPr>
+          <w:b w:val="0"/>
+          <w:lang w:val="fr-CA"/>
+        </w:rPr>
+        <w:t>KACE SDA/SMA, déploiement PXE, ESET Protect/FDE, dépannage des identités et des accès, réseaux TCP/IP, soutien applicatif, correctifs, validation logicielle et documentation technique.</w:t>
       </w:r>
     </w:p>
     <w:p>
       <w:pPr>
-        <w:pBdr>
-          <w:bottom w:val="single" w:sz="6" w:space="1" w:color="9FBAD0"/>
-        </w:pBdr>
-        <w:spacing w:after="0"/>
-        <w:rPr>
-          <w:lang w:val="fr-CA"/>
-        </w:rPr>
+        <w:pStyle w:val="CVSkillsX"/>
       </w:pPr>
       <w:r>
         <w:rPr>
+          <w:b/>
           <w:lang w:val="fr-CA"/>
         </w:rPr>
-        <w:t>Docker, Kubernetes, Jenkins, Ansible, Git, GitHub, pipelines CI/CD.</w:t>
+        <w:t xml:space="preserve">Logiciels et bases de données : </w:t>
+      </w:r>
+      <w:r>
+        <w:rPr>
+          <w:b w:val="0"/>
+          <w:lang w:val="fr-CA"/>
+        </w:rPr>
+        <w:t>C#, ASP.NET, .NET Core, API REST, SQL Server, T-SQL, MySQL, PostgreSQL, Node.js, OAuth et Git/GitHub.</w:t>
       </w:r>
     </w:p>
     <w:p>
       <w:pPr>
-        <w:keepNext/>
-        <w:pBdr>
-          <w:bottom w:val="single" w:sz="6" w:space="1" w:color="9FBAD0"/>
-        </w:pBdr>
-        <w:spacing w:after="0"/>
-        <w:rPr>
-          <w:b/>
-          <w:color w:val="366092"/>
-          <w:sz w:val="22"/>
-          <w:lang w:val="fr-CA"/>
-        </w:rPr>
+        <w:pStyle w:val="CVSkillsX"/>
       </w:pPr>
       <w:r>
         <w:rPr>
           <w:b/>
-          <w:color w:val="366092"/>
-          <w:sz w:val="22"/>
           <w:lang w:val="fr-CA"/>
         </w:rPr>
-        <w:t>• Données et rapports :</w:t>
+        <w:t xml:space="preserve">Technologies Web : </w:t>
+      </w:r>
+      <w:r>
+        <w:rPr>
+          <w:b w:val="0"/>
+          <w:lang w:val="fr-CA"/>
+        </w:rPr>
+        <w:t>React, Next.js, TypeScript, JavaScript, HTML5, CSS3, Tailwind CSS, interfaces adaptatives et validation de formulaires.</w:t>
       </w:r>
     </w:p>
     <w:p>
       <w:pPr>
+        <w:pStyle w:val="CVSectionX"/>
         <w:pBdr>
-          <w:bottom w:val="single" w:sz="6" w:space="1" w:color="9FBAD0"/>
+          <w:bottom w:val="single" w:sz="4" w:space="2" w:color="999999"/>
         </w:pBdr>
-        <w:spacing w:after="0"/>
-        <w:rPr>
-          <w:lang w:val="fr-CA"/>
-        </w:rPr>
       </w:pPr>
       <w:r>
         <w:rPr>
-          <w:lang w:val="fr-CA"/>
-        </w:rPr>
-        <w:t>Formation Power BI, tableaux de bord, visualisation des données, traitement des données et rapports SQL.</w:t>
-      </w:r>
-    </w:p>
-    <w:p>
-      <w:pPr>
-        <w:pBdr>
-          <w:bottom w:val="single" w:sz="6" w:space="1" w:color="9FBAD0"/>
-        </w:pBdr>
-        <w:spacing w:after="0"/>
-        <w:rPr>
-          <w:b/>
-          <w:color w:val="366092"/>
-          <w:sz w:val="22"/>
-          <w:lang w:val="fr-CA"/>
-        </w:rPr>
-      </w:pPr>
-      <w:r>
-        <w:rPr>
-          <w:b/>
-          <w:color w:val="366092"/>
-          <w:sz w:val="22"/>
-          <w:lang w:val="fr-CA"/>
-        </w:rPr>
-        <w:t>• Systèmes d’exploitation :</w:t>
-      </w:r>
-    </w:p>
-    <w:p>
-      <w:pPr>
-        <w:pBdr>
-          <w:bottom w:val="single" w:sz="6" w:space="1" w:color="9FBAD0"/>
-        </w:pBdr>
-        <w:spacing w:after="0"/>
-        <w:rPr>
-          <w:lang w:val="fr-CA"/>
-        </w:rPr>
-      </w:pPr>
-      <w:r>
-        <w:rPr>
-          <w:lang w:val="fr-CA"/>
-        </w:rPr>
-        <w:t>Linux (Ubuntu, CentOS), Windows Server, soutien des postes de travail Windows.</w:t>
-      </w:r>
-    </w:p>
-    <w:p>
-      <w:pPr>
-        <w:pBdr>
-          <w:bottom w:val="single" w:sz="6" w:space="1" w:color="9FBAD0"/>
-        </w:pBdr>
-        <w:spacing w:after="0"/>
-        <w:rPr>
-          <w:b/>
-          <w:color w:val="366092"/>
-          <w:sz w:val="22"/>
-          <w:lang w:val="fr-CA"/>
-        </w:rPr>
-      </w:pPr>
-      <w:r>
-        <w:rPr>
-          <w:b/>
-          <w:color w:val="366092"/>
-          <w:sz w:val="22"/>
-          <w:lang w:val="fr-CA"/>
-        </w:rPr>
-        <w:t>• Réseautique et infrastructure :</w:t>
-      </w:r>
-    </w:p>
-    <w:p>
-      <w:pPr>
-        <w:pBdr>
-          <w:bottom w:val="single" w:sz="6" w:space="1" w:color="9FBAD0"/>
-        </w:pBdr>
-        <w:spacing w:after="0"/>
-        <w:rPr>
-          <w:lang w:val="fr-CA"/>
-        </w:rPr>
-      </w:pPr>
-      <w:r>
-        <w:rPr>
-          <w:lang w:val="fr-CA"/>
-        </w:rPr>
-        <w:t>TCP/IP, DNS, DHCP, sous-réseautage, SSH, NAT, technologies de virtualisation.</w:t>
-      </w:r>
-    </w:p>
-    <w:p>
-      <w:pPr>
-        <w:pBdr>
-          <w:bottom w:val="single" w:sz="6" w:space="1" w:color="9FBAD0"/>
-        </w:pBdr>
-        <w:spacing w:after="0"/>
-        <w:rPr>
-          <w:lang w:val="fr-CA"/>
-        </w:rPr>
-      </w:pPr>
-      <w:r>
-        <w:rPr>
-          <w:lang w:val="fr-CA"/>
-        </w:rPr>
-        <w:t>• Programmation, scripts et bases de données :</w:t>
-      </w:r>
-    </w:p>
-    <w:p>
-      <w:pPr>
-        <w:pBdr>
-          <w:bottom w:val="single" w:sz="6" w:space="1" w:color="9FBAD0"/>
-        </w:pBdr>
-        <w:spacing w:after="0"/>
-        <w:rPr>
-          <w:lang w:val="fr-CA"/>
-        </w:rPr>
-      </w:pPr>
-      <w:r>
-        <w:rPr>
-          <w:lang w:val="fr-CA"/>
-        </w:rPr>
-        <w:t>Python (notions de base), PHP, VBA, Microsoft Visual Basic, Microsoft Visual C++, Flutter, scripts Bash, SQL, PostgreSQL.</w:t>
-      </w:r>
-    </w:p>
-    <w:p>
-      <w:pPr>
-        <w:pBdr>
-          <w:bottom w:val="single" w:sz="6" w:space="1" w:color="9FBAD0"/>
-        </w:pBdr>
-        <w:spacing w:after="0"/>
-        <w:rPr>
-          <w:b/>
-          <w:color w:val="366092"/>
-          <w:sz w:val="22"/>
-          <w:lang w:val="fr-CA"/>
-        </w:rPr>
-      </w:pPr>
-      <w:r>
-        <w:rPr>
-          <w:b/>
-          <w:color w:val="366092"/>
-          <w:sz w:val="22"/>
-          <w:lang w:val="fr-CA"/>
-        </w:rPr>
-        <w:t>• Surveillance et journaux :</w:t>
-      </w:r>
-    </w:p>
-    <w:p>
-      <w:pPr>
-        <w:pBdr>
-          <w:bottom w:val="single" w:sz="6" w:space="1" w:color="9FBAD0"/>
-        </w:pBdr>
-        <w:spacing w:after="0"/>
-        <w:rPr>
-          <w:lang w:val="fr-CA"/>
-        </w:rPr>
-      </w:pPr>
-      <w:r>
-        <w:rPr>
-          <w:lang w:val="fr-CA"/>
-        </w:rPr>
-        <w:t>Surveillance des systèmes, dépannage et analyse des journaux.</w:t>
-      </w:r>
-    </w:p>
-    <w:p>
-      <w:pPr>
-        <w:pBdr>
-          <w:bottom w:val="single" w:sz="6" w:space="1" w:color="9FBAD0"/>
-        </w:pBdr>
-        <w:spacing w:after="0"/>
-        <w:rPr>
-          <w:b/>
-          <w:color w:val="366092"/>
-          <w:sz w:val="22"/>
-          <w:lang w:val="fr-CA"/>
-        </w:rPr>
-      </w:pPr>
-      <w:r>
-        <w:rPr>
-          <w:b/>
-          <w:color w:val="366092"/>
-          <w:sz w:val="22"/>
-          <w:lang w:val="fr-CA"/>
-        </w:rPr>
-        <w:t>• Cybersécurité :</w:t>
-      </w:r>
-    </w:p>
-    <w:p>
-      <w:pPr>
-        <w:pBdr>
-          <w:bottom w:val="single" w:sz="6" w:space="1" w:color="9FBAD0"/>
-        </w:pBdr>
-        <w:spacing w:after="0"/>
-        <w:rPr>
-          <w:lang w:val="fr-CA"/>
-        </w:rPr>
-      </w:pPr>
-      <w:r>
-        <w:rPr>
-          <w:lang w:val="fr-CA"/>
-        </w:rPr>
-        <w:t>Wireshark, Nmap, Linux / Kali Linux, Wazuh, Suricata, Nessus, OpenVAS, Splunk, Autopsy et Burp Suite.</w:t>
-      </w:r>
-    </w:p>
-    <w:p>
-      <w:pPr>
-        <w:pBdr>
-          <w:bottom w:val="single" w:sz="6" w:space="1" w:color="9FBAD0"/>
-        </w:pBdr>
-        <w:spacing w:after="0"/>
-        <w:rPr>
-          <w:sz w:val="6"/>
-          <w:szCs w:val="6"/>
-          <w:lang w:val="fr-CA"/>
-        </w:rPr>
-      </w:pPr>
-    </w:p>
-    <w:p>
-      <w:pPr>
-        <w:pBdr>
-          <w:bottom w:val="single" w:sz="6" w:space="1" w:color="9FBAD0"/>
-        </w:pBdr>
-        <w:spacing w:before="120" w:after="60"/>
-        <w:rPr>
-          <w:b/>
-          <w:color w:val="366092"/>
-          <w:sz w:val="22"/>
-          <w:lang w:val="fr-CA"/>
-        </w:rPr>
-      </w:pPr>
-    </w:p>
-    <w:p>
-      <w:pPr>
-        <w:pBdr>
-          <w:bottom w:val="single" w:sz="6" w:space="1" w:color="9FBAD0"/>
-        </w:pBdr>
-        <w:spacing w:before="120" w:after="60"/>
-        <w:rPr>
-          <w:b/>
-          <w:color w:val="366092"/>
-          <w:sz w:val="22"/>
-          <w:lang w:val="fr-CA"/>
-        </w:rPr>
-      </w:pPr>
-    </w:p>
-    <w:p>
-      <w:pPr>
-        <w:pBdr>
-          <w:bottom w:val="single" w:sz="6" w:space="1" w:color="9FBAD0"/>
-        </w:pBdr>
-        <w:spacing w:before="120" w:after="60"/>
-        <w:rPr>
-          <w:b/>
-          <w:color w:val="366092"/>
-          <w:sz w:val="22"/>
-          <w:lang w:val="fr-CA"/>
-        </w:rPr>
-      </w:pPr>
-    </w:p>
-    <w:p>
-      <w:pPr>
-        <w:pBdr>
-          <w:bottom w:val="single" w:sz="6" w:space="1" w:color="9FBAD0"/>
-        </w:pBdr>
-        <w:spacing w:before="120" w:after="60"/>
-        <w:rPr>
-          <w:lang w:val="fr-CA"/>
-        </w:rPr>
-      </w:pPr>
-      <w:r>
-        <w:rPr>
-          <w:b/>
-          <w:color w:val="366092"/>
-          <w:sz w:val="22"/>
-          <w:lang w:val="fr-CA"/>
-        </w:rPr>
-        <w:lastRenderedPageBreak/>
-        <w:t>PROJETS PERSONNELS</w:t>
-      </w:r>
-      <w:r>
-        <w:rPr>
-          <w:b/>
-          <w:color w:val="366092"/>
-          <w:sz w:val="22"/>
-          <w:lang w:val="fr-CA"/>
-        </w:rPr>
-        <w:t xml:space="preserve"> </w:t>
-      </w:r>
-      <w:r>
-        <w:rPr>
-          <w:b/>
-          <w:color w:val="366092"/>
-          <w:sz w:val="22"/>
-          <w:lang w:val="fr-CA"/>
-        </w:rPr>
-        <w:t>RÉCENTS</w:t>
-      </w:r>
-    </w:p>
-    <w:p>
-      <w:pPr>
-        <w:keepNext/>
-        <w:spacing w:before="80" w:after="0"/>
-        <w:rPr>
-          <w:i/>
-          <w:sz w:val="20"/>
-        </w:rPr>
-      </w:pPr>
-      <w:r>
-        <w:rPr>
-          <w:b/>
-          <w:color w:val="366092"/>
-          <w:sz w:val="22"/>
-        </w:rPr>
-        <w:t>FlashCards: Learn English - Application Android publiée | Projet personnel</w:t>
-      </w:r>
-    </w:p>
-    <w:p>
-      <w:pPr>
-        <w:numPr>
-          <w:ilvl w:val="0"/>
-          <w:numId w:val="11"/>
-        </w:numPr>
-        <w:spacing w:before="80" w:after="0"/>
-        <w:rPr>
-          <w:lang w:val="fr-CA"/>
-        </w:rPr>
-      </w:pPr>
-      <w:r>
-        <w:rPr>
-          <w:lang w:val="fr-CA"/>
-        </w:rPr>
-        <w:t>Conception, développement et publication d’une application Android d’apprentissage des langues sur Google Play, démontrant le développement mobile, la livraison de produits, la conception centrée sur l’utilisateur et les processus de déploiement d’applications.</w:t>
-      </w:r>
-    </w:p>
-    <w:p>
-      <w:pPr>
-        <w:numPr>
-          <w:ilvl w:val="0"/>
-          <w:numId w:val="11"/>
-        </w:numPr>
-        <w:spacing w:before="80" w:after="0"/>
-        <w:rPr>
-          <w:lang w:val="fr-CA"/>
-        </w:rPr>
-      </w:pPr>
-      <w:r>
-        <w:rPr>
-          <w:lang w:val="fr-CA"/>
-        </w:rPr>
-        <w:t>Mise en œuvre de fonctions d’apprentissage telles que les cartes mémoire, les exercices de prononciation et d’écoute, les concepts de pratique orale, l’authentification des utilisateurs et les écrans d’étude structurés.</w:t>
-      </w:r>
-    </w:p>
-    <w:p>
-      <w:pPr>
-        <w:numPr>
-          <w:ilvl w:val="0"/>
-          <w:numId w:val="11"/>
-        </w:numPr>
-        <w:spacing w:before="80" w:after="0"/>
-      </w:pPr>
-      <w:r>
-        <w:t xml:space="preserve">Google Play: </w:t>
-      </w:r>
-      <w:hyperlink r:id="rId11" w:history="1">
-        <w:r>
-          <w:rPr>
-            <w:rStyle w:val="Hyperlink"/>
-            <w:color w:val="0563C1"/>
-          </w:rPr>
-          <w:t>https://play.google.com/store/apps/details?id=com.flashcards.puffin</w:t>
-        </w:r>
-      </w:hyperlink>
-    </w:p>
-    <w:p>
-      <w:pPr>
-        <w:keepNext/>
-        <w:spacing w:before="80" w:after="0"/>
-        <w:rPr>
-          <w:b/>
-          <w:color w:val="366092"/>
-          <w:sz w:val="22"/>
-          <w:lang w:val="fr-CA"/>
-        </w:rPr>
-      </w:pPr>
-      <w:r>
-        <w:rPr>
-          <w:b/>
-          <w:color w:val="366092"/>
-          <w:lang w:val="fr-CA"/>
-        </w:rPr>
-        <w:t>Daily Agenda | Application Android | Projet personnel</w:t>
-      </w:r>
-    </w:p>
-    <w:p>
-      <w:pPr>
-        <w:numPr>
-          <w:ilvl w:val="0"/>
-          <w:numId w:val="10"/>
-        </w:numPr>
-        <w:spacing w:before="80" w:after="0"/>
-      </w:pPr>
-      <w:r>
-        <w:rPr>
-          <w:lang w:val="fr-CA"/>
-        </w:rPr>
-        <w:t>Application Android publiée pour la planification quotidienne, l’organisation de l’agenda, les rappels et la gestion des tâches.</w:t>
-      </w:r>
-      <w:r>
-        <w:rPr>
-          <w:lang w:val="fr-CA"/>
-        </w:rPr>
-        <w:br/>
-      </w:r>
-      <w:r>
-        <w:t xml:space="preserve">Google Play : </w:t>
-      </w:r>
-      <w:hyperlink r:id="rId12">
-        <w:r>
-          <w:rPr>
-            <w:rStyle w:val="Hyperlink"/>
-            <w:color w:val="0563C1"/>
-          </w:rPr>
-          <w:t>https://play.google.com/store/apps/details?id=com.dailyagenda.dailyagenda</w:t>
-        </w:r>
-      </w:hyperlink>
-    </w:p>
-    <w:p>
-      <w:pPr>
-        <w:spacing w:after="0"/>
-        <w:rPr>
-          <w:b/>
-          <w:color w:val="366092"/>
-          <w:sz w:val="22"/>
-          <w:lang w:val="fr-CA"/>
-        </w:rPr>
-      </w:pPr>
-      <w:r>
-        <w:rPr>
-          <w:b/>
-          <w:color w:val="366092"/>
-          <w:lang w:val="fr-CA"/>
-        </w:rPr>
-        <w:t>Key Vault | Application Android | Projet personnel</w:t>
-      </w:r>
-    </w:p>
-    <w:p>
-      <w:pPr>
-        <w:numPr>
-          <w:ilvl w:val="0"/>
-          <w:numId w:val="10"/>
-        </w:numPr>
-        <w:spacing w:before="80" w:after="0"/>
-      </w:pPr>
-      <w:r>
-        <w:rPr>
-          <w:lang w:val="fr-CA"/>
-        </w:rPr>
-        <w:t>Application Android publiée axée sur le stockage et l’organisation des renseignements sensibles des utilisateurs.</w:t>
-      </w:r>
-      <w:r>
-        <w:rPr>
-          <w:lang w:val="fr-CA"/>
-        </w:rPr>
-        <w:br/>
-      </w:r>
-      <w:r>
-        <w:t xml:space="preserve">Google Play : </w:t>
-      </w:r>
-      <w:hyperlink r:id="rId13">
-        <w:r>
-          <w:rPr>
-            <w:rStyle w:val="Hyperlink"/>
-            <w:color w:val="0563C1"/>
-          </w:rPr>
-          <w:t>https://play.google.com/store/apps/details?id=com.keyvault.vault</w:t>
-        </w:r>
-      </w:hyperlink>
-    </w:p>
-    <w:p>
-      <w:pPr>
-        <w:pBdr>
-          <w:bottom w:val="single" w:sz="6" w:space="1" w:color="9FBAD0"/>
-        </w:pBdr>
-        <w:spacing w:before="120" w:after="60"/>
-        <w:rPr>
-          <w:b/>
-          <w:color w:val="1F4E79"/>
-          <w:sz w:val="6"/>
-          <w:szCs w:val="6"/>
-        </w:rPr>
-      </w:pPr>
-    </w:p>
-    <w:p>
-      <w:pPr>
-        <w:pBdr>
-          <w:bottom w:val="single" w:sz="6" w:space="1" w:color="9FBAD0"/>
-        </w:pBdr>
-        <w:spacing w:before="120" w:after="60"/>
-        <w:rPr>
-          <w:lang w:val="fr-CA"/>
-        </w:rPr>
-      </w:pPr>
-      <w:r>
-        <w:rPr>
-          <w:b/>
-          <w:color w:val="1F4E79"/>
+          <w:b w:val="0"/>
           <w:lang w:val="fr-CA"/>
         </w:rPr>
         <w:t>EXPÉRIENCE PROFESSIONNELLE</w:t>
@@ -1027,821 +204,488 @@
     </w:p>
     <w:p>
       <w:pPr>
-        <w:keepNext/>
-        <w:spacing w:before="40" w:after="0"/>
+        <w:pStyle w:val="CVJobX"/>
+      </w:pPr>
+      <w:r>
         <w:rPr>
-          <w:i/>
-          <w:sz w:val="20"/>
+          <w:b w:val="0"/>
           <w:lang w:val="fr-CA"/>
+        </w:rPr>
+        <w:t>Stagiaire en soutien TI  |  eStruxture Data Centers  |  Montréal, QC  |  juill. 2026 – sept. 2026</w:t>
+      </w:r>
+    </w:p>
+    <w:p>
+      <w:pPr>
+        <w:pStyle w:val="CVBulletX"/>
+      </w:pPr>
+      <w:r>
+        <w:rPr>
+          <w:b w:val="0"/>
+          <w:lang w:val="fr-CA"/>
+        </w:rPr>
+        <w:t>•  Résolution de problèmes liés aux postes Windows, aux applications, aux permissions, aux identités, aux accès et à la connectivité dans un environnement TI de centre de données en production comptant environ 550 PC.</w:t>
+      </w:r>
+    </w:p>
+    <w:p>
+      <w:pPr>
+        <w:pStyle w:val="CVBulletX"/>
+      </w:pPr>
+      <w:r>
+        <w:rPr>
+          <w:b w:val="0"/>
+          <w:lang w:val="fr-CA"/>
+        </w:rPr>
+        <w:t>•  Soutien aux déploiements de postes avec KACE SDA/SMA et PXE, aux mises à jour logicielles, à la sécurité des postes avec ESET Protect/FDE et à la validation des applications.</w:t>
+      </w:r>
+    </w:p>
+    <w:p>
+      <w:pPr>
+        <w:pStyle w:val="CVBulletX"/>
+      </w:pPr>
+      <w:r>
+        <w:rPr>
+          <w:b w:val="0"/>
+          <w:lang w:val="fr-CA"/>
+        </w:rPr>
+        <w:t>•  Configuration de 8x8 Work sur 20 PC et contribution à la normalisation des procédures d’installation, de vérification et de dépannage logiciel.</w:t>
+      </w:r>
+    </w:p>
+    <w:p>
+      <w:pPr>
+        <w:pStyle w:val="CVBulletX"/>
+      </w:pPr>
+      <w:r>
+        <w:rPr>
+          <w:b w:val="0"/>
+          <w:lang w:val="fr-CA"/>
+        </w:rPr>
+        <w:t>•  Soutien des outils d’entreprise et des processus d’accès, documentation des solutions et escalade des problèmes d’infrastructure au besoin.</w:t>
+      </w:r>
+    </w:p>
+    <w:p>
+      <w:pPr>
+        <w:pStyle w:val="CVJobX"/>
+      </w:pPr>
+      <w:r>
+        <w:rPr>
+          <w:b w:val="0"/>
+          <w:lang w:val="fr-CA"/>
+        </w:rPr>
+        <w:t>Développement professionnel et formation technique  |  Saint-Lambert, QC  |  nov. 2024 – juin 2026</w:t>
+      </w:r>
+    </w:p>
+    <w:p>
+      <w:pPr>
+        <w:pStyle w:val="CVBulletX"/>
+      </w:pPr>
+      <w:r>
+        <w:rPr>
+          <w:b w:val="0"/>
+          <w:lang w:val="fr-CA"/>
+        </w:rPr>
+        <w:t>•  Études complétées en Cybersécurité : prévention et intervention (diplôme obtenu en févr. 2026) et en Administration infonuagique des TI (diplôme obtenu en sept. 2026) au Collège Champlain.</w:t>
+      </w:r>
+    </w:p>
+    <w:p>
+      <w:pPr>
+        <w:pStyle w:val="CVJobX"/>
+      </w:pPr>
+      <w:r>
+        <w:rPr>
+          <w:b w:val="0"/>
+          <w:lang w:val="fr-CA"/>
+        </w:rPr>
+        <w:t>Consultant TI indépendant  |  Longueuil, QC  |  avr. 2019 – sept. 2024</w:t>
+      </w:r>
+    </w:p>
+    <w:p>
+      <w:pPr>
+        <w:pStyle w:val="CVBulletX"/>
+      </w:pPr>
+      <w:r>
+        <w:rPr>
+          <w:b w:val="0"/>
+          <w:lang w:val="fr-CA"/>
+        </w:rPr>
+        <w:t>•  Développement, maintenance et soutien d’applications d’entreprise avec C#/.NET, SQL Server et des API REST, afin d’améliorer les fonctions liées aux processus opérationnels.</w:t>
+      </w:r>
+    </w:p>
+    <w:p>
+      <w:pPr>
+        <w:pStyle w:val="CVBulletX"/>
+      </w:pPr>
+      <w:r>
+        <w:rPr>
+          <w:b w:val="0"/>
+          <w:lang w:val="fr-CA"/>
+        </w:rPr>
+        <w:t>•  Diagnostic et résolution de problèmes d’applications, de bases de données, d’authentification, de serveurs Web et de déploiement dans les composants front-end et back-end.</w:t>
+      </w:r>
+    </w:p>
+    <w:p>
+      <w:pPr>
+        <w:pStyle w:val="CVBulletX"/>
+      </w:pPr>
+      <w:r>
+        <w:rPr>
+          <w:b w:val="0"/>
+          <w:lang w:val="fr-CA"/>
+        </w:rPr>
+        <w:t>•  Réalisation de tests fonctionnels, soutien aux utilisateurs et documentation technique; travail avec des applications hébergées sur IIS et des environnements de bases de données.</w:t>
+      </w:r>
+    </w:p>
+    <w:p>
+      <w:pPr>
+        <w:pStyle w:val="CVJobX"/>
+      </w:pPr>
+      <w:r>
+        <w:rPr>
+          <w:b w:val="0"/>
+          <w:lang w:val="fr-CA"/>
+        </w:rPr>
+        <w:t>Ingénieur de procédés  |  PDVSA, raffinerie de pétrole  |  Puerto La Cruz, Venezuela  |  mai 2014 – mars 2019</w:t>
+      </w:r>
+    </w:p>
+    <w:p>
+      <w:pPr>
+        <w:pStyle w:val="CVBulletX"/>
+      </w:pPr>
+      <w:r>
+        <w:rPr>
+          <w:b w:val="0"/>
+          <w:lang w:val="fr-CA"/>
+        </w:rPr>
+        <w:t>•  Collaboration avec les équipes opérationnelles et techniques pour l’amélioration des procédés, les besoins de rapports et la documentation des processus d’affaires.</w:t>
+      </w:r>
+    </w:p>
+    <w:p>
+      <w:pPr>
+        <w:pStyle w:val="CVJobX"/>
+        <w:rPr>
+          <w:lang w:val="es-VE"/>
         </w:rPr>
       </w:pPr>
       <w:r>
         <w:rPr>
-          <w:b/>
-          <w:color w:val="366092"/>
-          <w:sz w:val="22"/>
+          <w:b w:val="0"/>
           <w:lang w:val="fr-CA"/>
         </w:rPr>
-        <w:t>Stagiaire en soutien technique | eStruxture Data Centers</w:t>
-      </w:r>
-      <w:r>
-        <w:rPr>
-          <w:b/>
-          <w:color w:val="366092"/>
-          <w:sz w:val="22"/>
-          <w:lang w:val="fr-CA"/>
-        </w:rPr>
-        <w:t xml:space="preserve">  •  </w:t>
-      </w:r>
-      <w:r>
-        <w:rPr>
-          <w:i/>
-          <w:sz w:val="20"/>
-          <w:lang w:val="fr-CA"/>
-        </w:rPr>
-        <w:t>juill. 2026 - sept. 2026</w:t>
+        <w:t>Analyste ERP  |  PDVSA, raffinerie de pétrole  |  Puerto La Cruz, Venezuela  |  mars 2013 – mai 2014</w:t>
       </w:r>
     </w:p>
     <w:p>
       <w:pPr>
-        <w:keepNext/>
-        <w:spacing w:before="40" w:after="0"/>
+        <w:pStyle w:val="CVBulletX"/>
+      </w:pPr>
+      <w:r>
         <w:rPr>
+          <w:b w:val="0"/>
           <w:lang w:val="fr-CA"/>
+        </w:rPr>
+        <w:t>•  Soutien aux utilisateurs ERP, résolution d’incidents, tests fonctionnels et rapports d’affaires avec les équipes de technologie et d’exploitation.</w:t>
+      </w:r>
+    </w:p>
+    <w:p>
+      <w:pPr>
+        <w:pStyle w:val="CVSectionX"/>
+        <w:pBdr>
+          <w:bottom w:val="single" w:sz="4" w:space="2" w:color="999999"/>
+        </w:pBdr>
+      </w:pPr>
+      <w:r>
+        <w:rPr>
+          <w:b w:val="0"/>
+          <w:lang w:val="fr-CA"/>
+        </w:rPr>
+        <w:t>PROJETS SÉLECTIONNÉS EN LOGICIEL ET INFONUAGIQUE</w:t>
+      </w:r>
+    </w:p>
+    <w:p>
+      <w:pPr>
+        <w:pStyle w:val="CVProjectX"/>
+      </w:pPr>
+      <w:r>
+        <w:rPr>
+          <w:b w:val="0"/>
+          <w:lang w:val="fr-CA"/>
+        </w:rPr>
+        <w:t>GiveSwap  |  Place de marché full-stack  |  giveswap.com</w:t>
+      </w:r>
+    </w:p>
+    <w:p>
+      <w:pPr>
+        <w:pStyle w:val="CVBulletX"/>
+      </w:pPr>
+      <w:r>
+        <w:rPr>
+          <w:b w:val="0"/>
+          <w:lang w:val="fr-CA"/>
+        </w:rPr>
+        <w:t>•  Développement d’une place de marché avec React/Next.js, TypeScript, Node.js et des API REST; intégration d’AWS Cognito, Aurora PostgreSQL, DynamoDB et S3 pour l’authentification, les données et le stockage, avec Git/GitHub et CloudWatch pour les tests de versions.</w:t>
+      </w:r>
+    </w:p>
+    <w:p>
+      <w:pPr>
+        <w:pStyle w:val="CVProjectX"/>
+        <w:rPr>
+          <w:lang w:val="es-VE"/>
         </w:rPr>
       </w:pPr>
       <w:r>
         <w:rPr>
-          <w:sz w:val="20"/>
+          <w:b w:val="0"/>
           <w:lang w:val="fr-CA"/>
         </w:rPr>
-        <w:t>Stage - Montréal, Québec, Canada - sur place</w:t>
+        <w:t>Drones Latinoamérica  |  Plateforme de contenu bilingue  |  drones-latinoamerica.com</w:t>
       </w:r>
     </w:p>
     <w:p>
       <w:pPr>
-        <w:numPr>
-          <w:ilvl w:val="0"/>
-          <w:numId w:val="10"/>
-        </w:numPr>
-        <w:spacing w:before="40" w:after="0"/>
-        <w:rPr>
-          <w:lang w:val="fr-CA"/>
-        </w:rPr>
+        <w:pStyle w:val="CVBulletX"/>
       </w:pPr>
       <w:r>
         <w:rPr>
-          <w:sz w:val="19"/>
+          <w:b w:val="0"/>
           <w:lang w:val="fr-CA"/>
         </w:rPr>
-        <w:t>Soutien TI pratique dans un environnement de centre de données, avec dépannage d’ordinateurs portables Windows, de logiciels, de matériel, d’imprimantes et de problèmes d’accès utilisateur.</w:t>
+        <w:t>•  Création et maintenance d’un site Web technique bilingue offrant des ressources catégorisées et une navigation adaptative.</w:t>
       </w:r>
     </w:p>
     <w:p>
       <w:pPr>
-        <w:numPr>
-          <w:ilvl w:val="0"/>
-          <w:numId w:val="10"/>
-        </w:numPr>
-        <w:spacing w:before="40" w:after="0"/>
-        <w:rPr>
-          <w:lang w:val="fr-CA"/>
-        </w:rPr>
+        <w:pStyle w:val="CVProjectX"/>
       </w:pPr>
       <w:r>
         <w:rPr>
-          <w:sz w:val="19"/>
+          <w:b w:val="0"/>
           <w:lang w:val="fr-CA"/>
         </w:rPr>
-        <w:t>Déploiement et configuration d’ordinateurs portables Windows, installation d’applications d’entreprise et préparation des appareils pour les nouveaux employés et les employés actuels.</w:t>
+        <w:t>SysSign Inspector Pro et ClearZonePC  |  Utilitaires Windows</w:t>
       </w:r>
     </w:p>
     <w:p>
       <w:pPr>
-        <w:numPr>
-          <w:ilvl w:val="0"/>
-          <w:numId w:val="10"/>
-        </w:numPr>
-        <w:spacing w:before="40" w:after="0"/>
-        <w:rPr>
-          <w:lang w:val="fr-CA"/>
-        </w:rPr>
+        <w:pStyle w:val="CVBulletX"/>
       </w:pPr>
       <w:r>
         <w:rPr>
-          <w:sz w:val="19"/>
+          <w:b w:val="0"/>
           <w:lang w:val="fr-CA"/>
         </w:rPr>
-        <w:t>Utilisation de KACE pour le déploiement de logiciels, la gestion des stocks, les scripts, la maintenance des systèmes et le dépannage.</w:t>
+        <w:t>•  Développement de deux utilitaires de sécurité et de maintenance Windows comprenant l’inspection des processus, la vérification des signatures, l’analyse du stockage et la gestion des logiciels.</w:t>
       </w:r>
     </w:p>
     <w:p>
       <w:pPr>
-        <w:numPr>
-          <w:ilvl w:val="0"/>
-          <w:numId w:val="10"/>
-        </w:numPr>
-        <w:spacing w:before="40" w:after="0"/>
-        <w:rPr>
-          <w:lang w:val="fr-CA"/>
-        </w:rPr>
+        <w:pStyle w:val="CVSectionX"/>
+        <w:pBdr>
+          <w:bottom w:val="single" w:sz="4" w:space="2" w:color="999999"/>
+        </w:pBdr>
       </w:pPr>
       <w:r>
         <w:rPr>
-          <w:sz w:val="19"/>
+          <w:b w:val="0"/>
           <w:lang w:val="fr-CA"/>
         </w:rPr>
-        <w:t>Soutien des opérations de sécurité des terminaux à l’aide d’ESET Protect, ESET Full Disk Encryption, BitLocker et de politiques de sécurité.</w:t>
+        <w:t>FORMATION</w:t>
       </w:r>
     </w:p>
     <w:p>
       <w:pPr>
-        <w:numPr>
-          <w:ilvl w:val="0"/>
-          <w:numId w:val="10"/>
-        </w:numPr>
-        <w:spacing w:before="40" w:after="0"/>
-        <w:rPr>
-          <w:lang w:val="fr-CA"/>
-        </w:rPr>
+        <w:pStyle w:val="CVEduX"/>
       </w:pPr>
       <w:r>
         <w:rPr>
-          <w:sz w:val="19"/>
+          <w:b/>
           <w:lang w:val="fr-CA"/>
         </w:rPr>
-        <w:t>Assistance au déploiement et au dépannage d’applications, notamment Avigilon, CCure, BioConnect, 8x8 Work et d’autres applications d’entreprise.</w:t>
+        <w:t>Baccalauréat en génie des systèmes</w:t>
+      </w:r>
+      <w:r>
+        <w:rPr>
+          <w:b w:val="0"/>
+          <w:lang w:val="fr-CA"/>
+        </w:rPr>
+        <w:t xml:space="preserve">  |  Université polytechnique Santiago Mariño, Venezuela  |  2011</w:t>
       </w:r>
     </w:p>
     <w:p>
       <w:pPr>
-        <w:numPr>
-          <w:ilvl w:val="0"/>
-          <w:numId w:val="10"/>
-        </w:numPr>
-        <w:spacing w:before="40" w:after="0"/>
-        <w:rPr>
-          <w:lang w:val="fr-CA"/>
-        </w:rPr>
+        <w:pStyle w:val="CVEduX"/>
       </w:pPr>
       <w:r>
         <w:rPr>
-          <w:sz w:val="19"/>
+          <w:b/>
           <w:lang w:val="fr-CA"/>
         </w:rPr>
-        <w:t>Examen des inventaires de logiciels et de matériel, identification des applications non prises en charge et soutien des activités de remédiation.</w:t>
+        <w:t>AEC, Administration infonuagique des TI</w:t>
+      </w:r>
+      <w:r>
+        <w:rPr>
+          <w:b w:val="0"/>
+          <w:lang w:val="fr-CA"/>
+        </w:rPr>
+        <w:t xml:space="preserve">  |  Collège Champlain, Saint-Lambert, QC  |  sept. 2026</w:t>
       </w:r>
     </w:p>
     <w:p>
       <w:pPr>
-        <w:spacing w:before="40" w:after="0"/>
-        <w:rPr>
-          <w:i/>
-          <w:sz w:val="20"/>
-          <w:lang w:val="fr-CA"/>
-        </w:rPr>
+        <w:pStyle w:val="CVEduX"/>
       </w:pPr>
       <w:r>
         <w:rPr>
           <w:b/>
-          <w:sz w:val="22"/>
+          <w:lang w:val="fr-CA"/>
         </w:rPr>
-        <w:t>Développement professionnel et études techniques | Longueuil, Québec, Canada</w:t>
+        <w:t>AEC, Cybersécurité : prévention et intervention</w:t>
       </w:r>
       <w:r>
         <w:rPr>
-          <w:i/>
-          <w:sz w:val="20"/>
+          <w:b w:val="0"/>
+          <w:lang w:val="fr-CA"/>
         </w:rPr>
-        <w:t xml:space="preserve">  -  oct. 2024 - juin 2026</w:t>
+        <w:t xml:space="preserve">  |  Collège Champlain, Saint-Lambert, QC  |  févr. 2026</w:t>
       </w:r>
     </w:p>
     <w:p>
       <w:pPr>
-        <w:numPr>
-          <w:ilvl w:val="0"/>
-          <w:numId w:val="10"/>
-        </w:numPr>
-        <w:spacing w:before="40" w:after="0"/>
+        <w:pStyle w:val="CVSectionX"/>
+        <w:pBdr>
+          <w:bottom w:val="single" w:sz="4" w:space="2" w:color="999999"/>
+        </w:pBdr>
+      </w:pPr>
+      <w:r>
         <w:rPr>
+          <w:b w:val="0"/>
           <w:lang w:val="fr-CA"/>
         </w:rPr>
-      </w:pPr>
-      <w:r>
-        <w:t>Poursuite de deux programmes d’AEC au Collège Champlain : cybersécurité (obtention du diplôme en février 2026) et administration infonuagique des TI (obtention du diplôme en septembre 2026).</w:t>
+        <w:t>CERTIFICATIONS PROFESSIONNELLES</w:t>
       </w:r>
     </w:p>
     <w:p>
       <w:pPr>
-        <w:spacing w:before="40" w:after="0"/>
-        <w:rPr>
-          <w:i/>
-          <w:sz w:val="20"/>
-          <w:lang w:val="fr-CA"/>
-        </w:rPr>
+        <w:pStyle w:val="CVCertX"/>
       </w:pPr>
       <w:r>
         <w:rPr>
           <w:b/>
-          <w:sz w:val="22"/>
+          <w:lang w:val="fr-CA"/>
         </w:rPr>
-        <w:t>Consultant indépendant en technologies de l’information</w:t>
+        <w:t>CompTIA CySA+</w:t>
       </w:r>
       <w:r>
         <w:rPr>
-          <w:i/>
-          <w:sz w:val="20"/>
+          <w:b w:val="0"/>
+          <w:lang w:val="fr-CA"/>
         </w:rPr>
-        <w:t xml:space="preserve">  -  avr. 2019 - sept. 2024</w:t>
+        <w:t xml:space="preserve">  |  ID de certification vérifié : 7Q8BVEQ50FQQ1882</w:t>
       </w:r>
     </w:p>
     <w:p>
       <w:pPr>
-        <w:numPr>
-          <w:ilvl w:val="0"/>
-          <w:numId w:val="10"/>
-        </w:numPr>
-        <w:spacing w:before="40" w:after="0"/>
+        <w:pStyle w:val="CVCertX"/>
+      </w:pPr>
+      <w:r>
         <w:rPr>
+          <w:b/>
           <w:lang w:val="fr-CA"/>
         </w:rPr>
-      </w:pPr>
+        <w:t>CompTIA A+</w:t>
+      </w:r>
       <w:r>
-        <w:t>Prestation de services-conseils indépendants en administration de systèmes TI, soutien des technologies infonuagiques et développement logiciel, combinant la gestion de l’infrastructure et le développement d’applications.</w:t>
+        <w:rPr>
+          <w:b w:val="0"/>
+          <w:lang w:val="fr-CA"/>
+        </w:rPr>
+        <w:t xml:space="preserve">  |  ID de certification vérifié : C6LQT9FQ4BVEQ64J</w:t>
       </w:r>
     </w:p>
     <w:p>
       <w:pPr>
-        <w:numPr>
-          <w:ilvl w:val="0"/>
-          <w:numId w:val="10"/>
-        </w:numPr>
-        <w:spacing w:before="40" w:after="0"/>
+        <w:pStyle w:val="CVCertX"/>
+      </w:pPr>
+      <w:r>
         <w:rPr>
+          <w:b/>
           <w:lang w:val="fr-CA"/>
         </w:rPr>
-      </w:pPr>
+        <w:t>CompTIA Tech+</w:t>
+      </w:r>
       <w:r>
-        <w:t>Administration et soutien de Windows Server 2016/2022, Active Directory, des stratégies de groupe (GPO), de Microsoft 365 et d’environnements virtualisés VMware, en mettant l’accent sur la fiabilité, les performances et la sécurité.</w:t>
+        <w:rPr>
+          <w:b w:val="0"/>
+          <w:lang w:val="fr-CA"/>
+        </w:rPr>
+        <w:t xml:space="preserve">  |  ID de certification vérifié : EK360HJ5ZNBEC8LJ</w:t>
       </w:r>
     </w:p>
     <w:p>
       <w:pPr>
-        <w:numPr>
-          <w:ilvl w:val="0"/>
-          <w:numId w:val="10"/>
-        </w:numPr>
-        <w:spacing w:before="40" w:after="0"/>
+        <w:pStyle w:val="CVCertX"/>
+      </w:pPr>
+      <w:r>
         <w:rPr>
+          <w:b/>
           <w:lang w:val="fr-CA"/>
         </w:rPr>
-      </w:pPr>
+        <w:t>Cisco Certified Network Associate (CCNA)</w:t>
+      </w:r>
       <w:r>
-        <w:t>Développement et maintenance d’applications avec C#/.NET et Microsoft SQL Server, y compris la gestion de bases de données, le dépannage et l’amélioration d’applications d’entreprise.</w:t>
+        <w:rPr>
+          <w:b w:val="0"/>
+          <w:lang w:val="fr-CA"/>
+        </w:rPr>
+        <w:t xml:space="preserve">  |  ID de certification vérifié : f59e3cac390744c7aa6ed59210520a5c</w:t>
       </w:r>
     </w:p>
     <w:p>
       <w:pPr>
-        <w:numPr>
-          <w:ilvl w:val="0"/>
-          <w:numId w:val="10"/>
-        </w:numPr>
-        <w:spacing w:before="40" w:after="0"/>
+        <w:pStyle w:val="CVCertX"/>
+      </w:pPr>
+      <w:r>
         <w:rPr>
+          <w:b/>
           <w:lang w:val="fr-CA"/>
         </w:rPr>
-      </w:pPr>
+        <w:t>Microsoft Certified: Azure Security Engineer Associate (AZ-500)</w:t>
+      </w:r>
       <w:r>
-        <w:t>Soutien d’environnements connectés au nuage, des services Microsoft 365, de la gestion des identités et des accès, de la configuration des systèmes et du dépannage de l’infrastructure.</w:t>
+        <w:rPr>
+          <w:b w:val="0"/>
+          <w:lang w:val="fr-CA"/>
+        </w:rPr>
+        <w:t xml:space="preserve">  |  ID de certification : 92B71F0AB914408B</w:t>
       </w:r>
     </w:p>
     <w:p>
       <w:pPr>
-        <w:numPr>
-          <w:ilvl w:val="0"/>
-          <w:numId w:val="10"/>
-        </w:numPr>
-        <w:spacing w:before="40" w:after="0"/>
+        <w:pStyle w:val="CVCertX"/>
+      </w:pPr>
+      <w:r>
         <w:rPr>
+          <w:b/>
           <w:lang w:val="fr-CA"/>
         </w:rPr>
-      </w:pPr>
+        <w:t>Microsoft Certified: Azure Fundamentals (AZ-900)</w:t>
+      </w:r>
       <w:r>
-        <w:t>Utilisation de PowerShell et de techniques de script pour automatiser les tâches d’administration TI, améliorer l’efficacité opérationnelle et simplifier les processus techniques.</w:t>
+        <w:rPr>
+          <w:b w:val="0"/>
+          <w:lang w:val="fr-CA"/>
+        </w:rPr>
+        <w:t xml:space="preserve">  |  ID de certification : 561978C307D42ED3</w:t>
       </w:r>
     </w:p>
     <w:p>
       <w:pPr>
-        <w:numPr>
-          <w:ilvl w:val="0"/>
-          <w:numId w:val="10"/>
-        </w:numPr>
-        <w:spacing w:before="40" w:after="0"/>
-        <w:rPr>
-          <w:lang w:val="fr-CA"/>
-        </w:rPr>
-      </w:pPr>
-      <w:r>
-        <w:t>Prestation de soutien technique de niveaux 2 et 3 pour résoudre des problèmes liés à Windows, aux réseaux, aux applications, aux autorisations et à l’infrastructure.</w:t>
-      </w:r>
-    </w:p>
-    <w:p>
-      <w:pPr>
-        <w:numPr>
-          <w:ilvl w:val="0"/>
-          <w:numId w:val="10"/>
-        </w:numPr>
-        <w:spacing w:before="40" w:after="0"/>
-        <w:rPr>
-          <w:lang w:val="fr-CA"/>
-        </w:rPr>
-      </w:pPr>
-      <w:r>
-        <w:t>Travail sur l’intégration logicielle, la maintenance des systèmes, l’optimisation des performances, la documentation technique et la mise en œuvre de solutions TI fiables.</w:t>
-      </w:r>
-    </w:p>
-    <w:p>
-      <w:pPr>
-        <w:numPr>
-          <w:ilvl w:val="0"/>
-          <w:numId w:val="10"/>
-        </w:numPr>
-        <w:spacing w:before="40" w:after="0"/>
-        <w:rPr>
-          <w:lang w:val="fr-CA"/>
-        </w:rPr>
-      </w:pPr>
-      <w:r>
-        <w:t>Mise à profit d’une expertise en génie logiciel et en infrastructure TI pour soutenir les opérations, améliorer les fonctionnalités des systèmes et fournir des solutions technologiques pratiques.</w:t>
-      </w:r>
-    </w:p>
-    <w:p>
-      <w:pPr>
-        <w:spacing w:before="40" w:after="0"/>
-        <w:rPr>
-          <w:lang w:val="fr-CA"/>
-        </w:rPr>
+        <w:pStyle w:val="CVSectionX"/>
+        <w:pBdr>
+          <w:bottom w:val="single" w:sz="4" w:space="2" w:color="999999"/>
+        </w:pBdr>
       </w:pPr>
       <w:r>
         <w:rPr>
-          <w:b/>
-        </w:rPr>
-        <w:t xml:space="preserve">Technologies principales : </w:t>
-      </w:r>
-      <w:r>
-        <w:t>C#, .NET, SQL Server, Windows Server, VMware, Active Directory, stratégies de groupe, Microsoft 365, PowerShell, infrastructure TI, administration infonuagique, développement logiciel, API REST.</w:t>
-      </w:r>
-    </w:p>
-    <w:p>
-      <w:pPr>
-        <w:spacing w:before="40" w:after="0"/>
-        <w:rPr>
-          <w:lang w:val="fr-CA"/>
-        </w:rPr>
-      </w:pPr>
-      <w:r>
-        <w:rPr>
-          <w:b/>
-          <w:sz w:val="22"/>
-        </w:rPr>
-        <w:t>Ingénieur de procédés | PDVSA | Raffinerie de pétrole</w:t>
-      </w:r>
-      <w:r>
-        <w:rPr>
-          <w:i/>
-          <w:sz w:val="20"/>
-        </w:rPr>
-        <w:t xml:space="preserve">  -  mai 2014 - avr. 2019</w:t>
-      </w:r>
-    </w:p>
-    <w:p>
-      <w:pPr>
-        <w:spacing w:after="0"/>
-        <w:ind w:left="317" w:hanging="230"/>
-        <w:jc w:val="both"/>
-        <w:rPr>
-          <w:lang w:val="fr-CA"/>
-        </w:rPr>
-      </w:pPr>
-      <w:r>
-        <w:rPr>
-          <w:sz w:val="20"/>
-          <w:lang w:val="fr-CA"/>
-        </w:rPr>
-        <w:t>• Coordination de l’information opérationnelle et soutien de la documentation des processus pour les activités de l’usine dans plusieurs services.</w:t>
-      </w:r>
-    </w:p>
-    <w:p>
-      <w:pPr>
-        <w:spacing w:after="0"/>
-        <w:ind w:left="317" w:hanging="230"/>
-        <w:jc w:val="both"/>
-        <w:rPr>
-          <w:lang w:val="fr-CA"/>
-        </w:rPr>
-      </w:pPr>
-      <w:r>
-        <w:rPr>
-          <w:sz w:val="20"/>
-          <w:lang w:val="fr-CA"/>
-        </w:rPr>
-        <w:t>• Préparation de rapports techniques et courants pour soutenir la surveillance, la conformité et la prise de décision.</w:t>
-      </w:r>
-    </w:p>
-    <w:p>
-      <w:pPr>
-        <w:spacing w:after="0"/>
-        <w:ind w:left="317" w:hanging="230"/>
-        <w:jc w:val="both"/>
-        <w:rPr>
-          <w:lang w:val="fr-CA"/>
-        </w:rPr>
-      </w:pPr>
-      <w:r>
-        <w:rPr>
-          <w:sz w:val="20"/>
-          <w:lang w:val="fr-CA"/>
-        </w:rPr>
-        <w:t>• Maintenance des dossiers de processus et collaboration avec les équipes afin d’améliorer l’efficacité des flux de travail et les normes de contrôle.</w:t>
-      </w:r>
-    </w:p>
-    <w:p>
-      <w:pPr>
-        <w:spacing w:before="40" w:after="0"/>
-        <w:jc w:val="both"/>
-        <w:rPr>
-          <w:lang w:val="fr-CA"/>
-        </w:rPr>
-      </w:pPr>
-      <w:r>
-        <w:rPr>
-          <w:b/>
-          <w:color w:val="366092"/>
-          <w:sz w:val="22"/>
-          <w:lang w:val="fr-CA"/>
-        </w:rPr>
-        <w:t xml:space="preserve">Analyste ERP | </w:t>
-      </w:r>
-      <w:r>
-        <w:rPr>
-          <w:b/>
-          <w:color w:val="366092"/>
-          <w:sz w:val="22"/>
-          <w:lang w:val="fr-CA"/>
-        </w:rPr>
-        <w:t xml:space="preserve">PDVSA </w:t>
-      </w:r>
-      <w:r>
-        <w:rPr>
-          <w:b/>
-          <w:color w:val="366092"/>
-          <w:sz w:val="22"/>
-          <w:lang w:val="fr-CA"/>
-        </w:rPr>
-        <w:t>| Raffinerie de pétrole</w:t>
-      </w:r>
-      <w:r>
-        <w:rPr>
-          <w:i/>
-          <w:sz w:val="20"/>
-          <w:lang w:val="fr-CA"/>
-        </w:rPr>
-        <w:t xml:space="preserve">   </w:t>
-      </w:r>
-      <w:r>
-        <w:rPr>
-          <w:b/>
-          <w:color w:val="366092"/>
-          <w:sz w:val="22"/>
-          <w:lang w:val="fr-CA"/>
-        </w:rPr>
-        <w:t>—</w:t>
-      </w:r>
-      <w:r>
-        <w:rPr>
-          <w:i/>
-          <w:sz w:val="20"/>
-          <w:lang w:val="fr-CA"/>
-        </w:rPr>
-        <w:t xml:space="preserve">    mars 2013 – mai 2014</w:t>
-      </w:r>
-    </w:p>
-    <w:p>
-      <w:pPr>
-        <w:spacing w:after="0"/>
-        <w:ind w:left="317" w:hanging="230"/>
-        <w:jc w:val="both"/>
-        <w:rPr>
-          <w:lang w:val="fr-CA"/>
-        </w:rPr>
-      </w:pPr>
-      <w:r>
-        <w:rPr>
-          <w:sz w:val="20"/>
-          <w:lang w:val="fr-CA"/>
-        </w:rPr>
-        <w:t>• Soutien des opérations ERP, de la maintenance des données, des demandes utilisateurs et des activités d’essai afin d’assurer la fiabilité des systèmes d’entreprise.</w:t>
-      </w:r>
-    </w:p>
-    <w:p>
-      <w:pPr>
-        <w:spacing w:after="0"/>
-        <w:ind w:left="317" w:hanging="230"/>
-        <w:jc w:val="both"/>
-        <w:rPr>
-          <w:lang w:val="fr-CA"/>
-        </w:rPr>
-      </w:pPr>
-      <w:r>
-        <w:rPr>
-          <w:sz w:val="20"/>
-          <w:lang w:val="fr-CA"/>
-        </w:rPr>
-        <w:t>• Contribution à la résolution des problèmes, à la documentation et à la coordination des mises à jour système.</w:t>
-      </w:r>
-    </w:p>
-    <w:p>
-      <w:pPr>
-        <w:spacing w:before="40" w:after="0"/>
-        <w:jc w:val="both"/>
-        <w:rPr>
-          <w:lang w:val="fr-CA"/>
-        </w:rPr>
-      </w:pPr>
-      <w:r>
-        <w:rPr>
-          <w:b/>
-          <w:color w:val="366092"/>
-          <w:sz w:val="22"/>
-          <w:lang w:val="fr-CA"/>
-        </w:rPr>
-        <w:t>Formateur en informatique |</w:t>
-      </w:r>
-      <w:r>
-        <w:rPr>
-          <w:lang w:val="fr-CA"/>
-        </w:rPr>
-        <w:t xml:space="preserve"> </w:t>
-      </w:r>
-      <w:r>
-        <w:rPr>
-          <w:b/>
-          <w:color w:val="366092"/>
-          <w:sz w:val="22"/>
-          <w:lang w:val="fr-CA"/>
-        </w:rPr>
-        <w:t xml:space="preserve">MPPE </w:t>
-      </w:r>
-      <w:r>
-        <w:rPr>
-          <w:b/>
-          <w:color w:val="366092"/>
-          <w:sz w:val="22"/>
-          <w:lang w:val="fr-CA"/>
-        </w:rPr>
-        <w:t>|</w:t>
-      </w:r>
-      <w:r>
-        <w:rPr>
-          <w:lang w:val="fr-CA"/>
-        </w:rPr>
-        <w:t xml:space="preserve"> </w:t>
-      </w:r>
-      <w:r>
-        <w:rPr>
-          <w:b/>
-          <w:color w:val="366092"/>
-          <w:sz w:val="22"/>
-          <w:lang w:val="fr-CA"/>
-        </w:rPr>
-        <w:t>Ministère de l'Éducation</w:t>
-      </w:r>
-      <w:r>
-        <w:rPr>
-          <w:b/>
-          <w:color w:val="366092"/>
-          <w:sz w:val="22"/>
-          <w:lang w:val="fr-CA"/>
-        </w:rPr>
-        <w:t xml:space="preserve"> —</w:t>
-      </w:r>
-      <w:r>
-        <w:rPr>
-          <w:i/>
-          <w:sz w:val="20"/>
-          <w:lang w:val="fr-CA"/>
-        </w:rPr>
-        <w:t xml:space="preserve">    janv. 2000 – mars 2013</w:t>
-      </w:r>
-    </w:p>
-    <w:p>
-      <w:pPr>
-        <w:spacing w:after="0"/>
-        <w:ind w:left="317" w:hanging="230"/>
-        <w:jc w:val="both"/>
-        <w:rPr>
-          <w:lang w:val="fr-CA"/>
-        </w:rPr>
-      </w:pPr>
-      <w:r>
-        <w:rPr>
-          <w:sz w:val="20"/>
-          <w:lang w:val="fr-CA"/>
-        </w:rPr>
-        <w:t>• Préparation du matériel de formation, suivi des dossiers des apprenants et soutien des utilisateurs pour les systèmes informatiques et les logiciels.</w:t>
-      </w:r>
-    </w:p>
-    <w:p>
-      <w:pPr>
-        <w:spacing w:after="0"/>
-        <w:ind w:left="317" w:hanging="230"/>
-        <w:jc w:val="both"/>
-        <w:rPr>
-          <w:lang w:val="fr-CA"/>
-        </w:rPr>
-      </w:pPr>
-      <w:r>
-        <w:rPr>
-          <w:sz w:val="20"/>
-          <w:lang w:val="fr-CA"/>
-        </w:rPr>
-        <w:t>• Prestation d’un soutien administratif et technique organisé dans des environnements éducatifs.</w:t>
-      </w:r>
-    </w:p>
-    <w:p>
-      <w:pPr>
-        <w:pBdr>
-          <w:bottom w:val="single" w:sz="6" w:space="1" w:color="9FBAD0"/>
-        </w:pBdr>
-        <w:spacing w:before="120" w:after="60"/>
-        <w:rPr>
-          <w:lang w:val="fr-CA"/>
-        </w:rPr>
-      </w:pPr>
-      <w:r>
-        <w:rPr>
-          <w:b/>
-          <w:color w:val="1F4E79"/>
-          <w:lang w:val="fr-CA"/>
-        </w:rPr>
-        <w:t>FORMATION ET CERTIFICATIONS</w:t>
-      </w:r>
-    </w:p>
-    <w:p>
-      <w:pPr>
-        <w:spacing w:after="0"/>
-        <w:jc w:val="both"/>
-        <w:rPr>
-          <w:lang w:val="fr-CA"/>
-        </w:rPr>
-      </w:pPr>
-      <w:r>
-        <w:t>AEC - Administration infonuagique TI (Diplôme : sept. 2026) - Collège Champlain - Saint-Lambert, QC</w:t>
-      </w:r>
-    </w:p>
-    <w:p>
-      <w:pPr>
-        <w:spacing w:after="0"/>
-        <w:ind w:left="317" w:hanging="230"/>
-        <w:jc w:val="both"/>
-        <w:rPr>
-          <w:lang w:val="fr-CA"/>
-        </w:rPr>
-      </w:pPr>
-      <w:r>
-        <w:t>AEC - Cybersécurité : prévention et intervention (Diplôme : févr. 2026) - Collège Champlain - Saint-Lambert, QC</w:t>
-      </w:r>
-    </w:p>
-    <w:p>
-      <w:pPr>
-        <w:spacing w:after="0"/>
-        <w:ind w:left="317" w:hanging="230"/>
-        <w:jc w:val="both"/>
-        <w:rPr>
-          <w:lang w:val="fr-CA"/>
-        </w:rPr>
-      </w:pPr>
-      <w:r>
-        <w:rPr>
-          <w:lang w:val="fr-CA"/>
-        </w:rPr>
-        <w:t>• Ingénierie des systèmes (baccalauréat) – Université polytechnique Santiago Mariño, Venezuela</w:t>
-      </w:r>
-    </w:p>
-    <w:p>
-      <w:pPr>
-        <w:spacing w:after="0"/>
-        <w:ind w:left="317" w:hanging="230"/>
-        <w:jc w:val="both"/>
-        <w:rPr>
-          <w:lang w:val="fr-CA"/>
-        </w:rPr>
-      </w:pPr>
-      <w:r>
-        <w:rPr>
-          <w:lang w:val="fr-CA"/>
-        </w:rPr>
-        <w:t>• Formation des enseignants (baccalauréat) – Université nationale ouverte, Venezuela</w:t>
-      </w:r>
-    </w:p>
-    <w:p>
-      <w:pPr>
-        <w:spacing w:after="0"/>
-        <w:ind w:left="317" w:hanging="230"/>
-        <w:jc w:val="both"/>
-        <w:rPr>
-          <w:lang w:val="fr-CA"/>
-        </w:rPr>
-      </w:pPr>
-      <w:r>
-        <w:rPr>
-          <w:lang w:val="fr-CA"/>
-        </w:rPr>
-        <w:t>• Technicien en informatique (DEC) – Institut universitaire Isaac Newton, Venezuela</w:t>
-      </w:r>
-    </w:p>
-    <w:p>
-      <w:pPr>
-        <w:pBdr>
-          <w:bottom w:val="single" w:sz="6" w:space="1" w:color="9FBAD0"/>
-        </w:pBdr>
-        <w:spacing w:before="120" w:after="60"/>
-        <w:rPr>
-          <w:b/>
-          <w:color w:val="1F4E79"/>
-          <w:lang w:val="fr-CA"/>
-        </w:rPr>
-      </w:pPr>
-      <w:r>
-        <w:rPr>
-          <w:rStyle w:val="Strong"/>
-          <w:lang w:val="fr-CA"/>
-        </w:rPr>
-        <w:t>Certifications</w:t>
-      </w:r>
-      <w:r>
-        <w:rPr>
-          <w:rStyle w:val="Strong"/>
-          <w:lang w:val="fr-CA"/>
-        </w:rPr>
-        <w:br/>
-        <w:t>• CompTIA CySA+ | Identifiant vérifié : 7Q8BVEQ50FQQ1882</w:t>
-      </w:r>
-      <w:r>
-        <w:rPr>
-          <w:rStyle w:val="Strong"/>
-          <w:lang w:val="fr-CA"/>
-        </w:rPr>
-        <w:br/>
-        <w:t>• CompTIA A+ | Identifiant vérifié : C6LQT9FQ4BVEQ64J</w:t>
-      </w:r>
-      <w:r>
-        <w:rPr>
-          <w:rStyle w:val="Strong"/>
-          <w:lang w:val="fr-CA"/>
-        </w:rPr>
-        <w:br/>
-        <w:t>• CompTIA Tech+ | Identifiant vérifié : EK360HJ5ZNBEC8LJ</w:t>
-      </w:r>
-      <w:r>
-        <w:rPr>
-          <w:rStyle w:val="Strong"/>
-          <w:lang w:val="fr-CA"/>
-        </w:rPr>
-        <w:br/>
-        <w:t>• Cisco Certified Network Associate (CCNA) | Identifiant vérifié : f59e3cac390744c7aa6ed59210520a5c</w:t>
-      </w:r>
-      <w:r>
-        <w:rPr>
-          <w:rStyle w:val="Strong"/>
-          <w:lang w:val="fr-CA"/>
-        </w:rPr>
-        <w:br/>
-        <w:t>• Microsoft Certified: Azure Security Engineer Associate (AZ-500) | Identifiant : 92B71F0AB914408B</w:t>
-      </w:r>
-      <w:r>
-        <w:rPr>
-          <w:rStyle w:val="Strong"/>
-          <w:lang w:val="fr-CA"/>
-        </w:rPr>
-        <w:br/>
-        <w:t>• Microsoft Certified: Azure Fundamentals (AZ-900) | Identifiant : 561978C307D42ED3</w:t>
-      </w:r>
-    </w:p>
-    <w:p>
-      <w:pPr>
-        <w:pBdr>
-          <w:bottom w:val="single" w:sz="6" w:space="1" w:color="9FBAD0"/>
-        </w:pBdr>
-        <w:spacing w:before="120" w:after="60"/>
-        <w:rPr>
-          <w:lang w:val="fr-CA"/>
-        </w:rPr>
-      </w:pPr>
-      <w:r>
-        <w:rPr>
-          <w:b/>
-          <w:color w:val="1F4E79"/>
+          <w:b w:val="0"/>
           <w:lang w:val="fr-CA"/>
         </w:rPr>
         <w:t>LANGUES</w:t>
@@ -1849,331 +693,24 @@
     </w:p>
     <w:p>
       <w:pPr>
-        <w:spacing w:after="0"/>
-        <w:rPr>
-          <w:lang w:val="fr-CA"/>
-        </w:rPr>
+        <w:pStyle w:val="CVEduX"/>
       </w:pPr>
       <w:r>
         <w:rPr>
+          <w:b w:val="0"/>
           <w:lang w:val="fr-CA"/>
         </w:rPr>
-        <w:t>Espagnol : langue maternelle  |  Anglais : courant  |  Français : notions de base</w:t>
+        <w:t>Anglais : courant  |  Français : notions de base  |  Espagnol : langue maternelle</w:t>
       </w:r>
     </w:p>
     <w:sectPr>
-      <w:headerReference w:type="default" r:id="rId14"/>
       <w:pgSz w:w="12240" w:h="15840"/>
-      <w:pgMar w:top="792" w:right="1080" w:bottom="792" w:left="1080" w:header="720" w:footer="720" w:gutter="0"/>
+      <w:pgMar w:top="821" w:right="965" w:bottom="806" w:left="965" w:header="403" w:footer="403" w:gutter="0"/>
       <w:cols w:space="720"/>
       <w:docGrid w:linePitch="360"/>
     </w:sectPr>
   </w:body>
 </w:document>
-</file>
-
-<file path=word/endnotes.xml><?xml version="1.0" encoding="utf-8"?>
-<w:endnotes xmlns:wpc="http://schemas.microsoft.com/office/word/2010/wordprocessingCanvas" xmlns:cx="http://schemas.microsoft.com/office/drawing/2014/chartex" xmlns:cx1="http://schemas.microsoft.com/office/drawing/2015/9/8/chartex" xmlns:cx2="http://schemas.microsoft.com/office/drawing/2015/10/21/chartex" xmlns:cx3="http://schemas.microsoft.com/office/drawing/2016/5/9/chartex" xmlns:cx4="http://schemas.microsoft.com/office/drawing/2016/5/10/chartex" xmlns:cx5="http://schemas.microsoft.com/office/drawing/2016/5/11/chartex" xmlns:cx6="http://schemas.microsoft.com/office/drawing/2016/5/12/chartex" xmlns:cx7="http://schemas.microsoft.com/office/drawing/2016/5/13/chartex" xmlns:cx8="http://schemas.microsoft.com/office/drawing/2016/5/14/chartex" xmlns:mc="http://schemas.openxmlformats.org/markup-compatibility/2006" xmlns:aink="http://schemas.microsoft.com/office/drawing/2016/ink" xmlns:am3d="http://schemas.microsoft.com/office/drawing/2017/model3d" xmlns:o="urn:schemas-microsoft-com:office:office" xmlns:oel="http://schemas.microsoft.com/office/2019/extlst" xmlns:r="http://schemas.openxmlformats.org/officeDocument/2006/relationships" xmlns:m="http://schemas.openxmlformats.org/officeDocument/2006/math" xmlns:v="urn:schemas-microsoft-com:vml" xmlns:wp14="http://schemas.microsoft.com/office/word/2010/wordprocessingDrawing" xmlns:wp="http://schemas.openxmlformats.org/drawingml/2006/wordprocessingDrawing" xmlns:w10="urn:schemas-microsoft-com:office:word" xmlns:w="http://schemas.openxmlformats.org/wordprocessingml/2006/main" xmlns:w14="http://schemas.microsoft.com/office/word/2010/wordml" xmlns:w15="http://schemas.microsoft.com/office/word/2012/wordml" xmlns:w16cex="http://schemas.microsoft.com/office/word/2018/wordml/cex" xmlns:w16cid="http://schemas.microsoft.com/office/word/2016/wordml/cid" xmlns:w16="http://schemas.microsoft.com/office/word/2018/wordml" xmlns:w16du="http://schemas.microsoft.com/office/word/2023/wordml/word16du" xmlns:w16sdtdh="http://schemas.microsoft.com/office/word/2020/wordml/sdtdatahash" xmlns:w16sdtfl="http://schemas.microsoft.com/office/word/2024/wordml/sdtformatlock" xmlns:w16se="http://schemas.microsoft.com/office/word/2015/wordml/symex" xmlns:wpg="http://schemas.microsoft.com/office/word/2010/wordprocessingGroup" xmlns:wpi="http://schemas.microsoft.com/office/word/2010/wordprocessingInk" xmlns:wne="http://schemas.microsoft.com/office/word/2006/wordml" xmlns:wps="http://schemas.microsoft.com/office/word/2010/wordprocessingShape" mc:Ignorable="w14 w15 w16se w16cid w16 w16cex w16sdtdh w16sdtfl w16du wp14">
-  <w:endnote w:type="separator" w:id="-1">
-    <w:p>
-      <w:pPr>
-        <w:spacing w:after="0" w:line="240" w:lineRule="auto"/>
-      </w:pPr>
-      <w:r>
-        <w:separator/>
-      </w:r>
-    </w:p>
-  </w:endnote>
-  <w:endnote w:type="continuationSeparator" w:id="0">
-    <w:p>
-      <w:pPr>
-        <w:spacing w:after="0" w:line="240" w:lineRule="auto"/>
-      </w:pPr>
-      <w:r>
-        <w:continuationSeparator/>
-      </w:r>
-    </w:p>
-  </w:endnote>
-</w:endnotes>
-</file>
-
-<file path=word/footnotes.xml><?xml version="1.0" encoding="utf-8"?>
-<w:footnotes xmlns:wpc="http://schemas.microsoft.com/office/word/2010/wordprocessingCanvas" xmlns:cx="http://schemas.microsoft.com/office/drawing/2014/chartex" xmlns:cx1="http://schemas.microsoft.com/office/drawing/2015/9/8/chartex" xmlns:cx2="http://schemas.microsoft.com/office/drawing/2015/10/21/chartex" xmlns:cx3="http://schemas.microsoft.com/office/drawing/2016/5/9/chartex" xmlns:cx4="http://schemas.microsoft.com/office/drawing/2016/5/10/chartex" xmlns:cx5="http://schemas.microsoft.com/office/drawing/2016/5/11/chartex" xmlns:cx6="http://schemas.microsoft.com/office/drawing/2016/5/12/chartex" xmlns:cx7="http://schemas.microsoft.com/office/drawing/2016/5/13/chartex" xmlns:cx8="http://schemas.microsoft.com/office/drawing/2016/5/14/chartex" xmlns:mc="http://schemas.openxmlformats.org/markup-compatibility/2006" xmlns:aink="http://schemas.microsoft.com/office/drawing/2016/ink" xmlns:am3d="http://schemas.microsoft.com/office/drawing/2017/model3d" xmlns:o="urn:schemas-microsoft-com:office:office" xmlns:oel="http://schemas.microsoft.com/office/2019/extlst" xmlns:r="http://schemas.openxmlformats.org/officeDocument/2006/relationships" xmlns:m="http://schemas.openxmlformats.org/officeDocument/2006/math" xmlns:v="urn:schemas-microsoft-com:vml" xmlns:wp14="http://schemas.microsoft.com/office/word/2010/wordprocessingDrawing" xmlns:wp="http://schemas.openxmlformats.org/drawingml/2006/wordprocessingDrawing" xmlns:w10="urn:schemas-microsoft-com:office:word" xmlns:w="http://schemas.openxmlformats.org/wordprocessingml/2006/main" xmlns:w14="http://schemas.microsoft.com/office/word/2010/wordml" xmlns:w15="http://schemas.microsoft.com/office/word/2012/wordml" xmlns:w16cex="http://schemas.microsoft.com/office/word/2018/wordml/cex" xmlns:w16cid="http://schemas.microsoft.com/office/word/2016/wordml/cid" xmlns:w16="http://schemas.microsoft.com/office/word/2018/wordml" xmlns:w16du="http://schemas.microsoft.com/office/word/2023/wordml/word16du" xmlns:w16sdtdh="http://schemas.microsoft.com/office/word/2020/wordml/sdtdatahash" xmlns:w16sdtfl="http://schemas.microsoft.com/office/word/2024/wordml/sdtformatlock" xmlns:w16se="http://schemas.microsoft.com/office/word/2015/wordml/symex" xmlns:wpg="http://schemas.microsoft.com/office/word/2010/wordprocessingGroup" xmlns:wpi="http://schemas.microsoft.com/office/word/2010/wordprocessingInk" xmlns:wne="http://schemas.microsoft.com/office/word/2006/wordml" xmlns:wps="http://schemas.microsoft.com/office/word/2010/wordprocessingShape" mc:Ignorable="w14 w15 w16se w16cid w16 w16cex w16sdtdh w16sdtfl w16du wp14">
-  <w:footnote w:type="separator" w:id="-1">
-    <w:p>
-      <w:pPr>
-        <w:spacing w:after="0" w:line="240" w:lineRule="auto"/>
-      </w:pPr>
-      <w:r>
-        <w:separator/>
-      </w:r>
-    </w:p>
-  </w:footnote>
-  <w:footnote w:type="continuationSeparator" w:id="0">
-    <w:p>
-      <w:pPr>
-        <w:spacing w:after="0" w:line="240" w:lineRule="auto"/>
-      </w:pPr>
-      <w:r>
-        <w:continuationSeparator/>
-      </w:r>
-    </w:p>
-  </w:footnote>
-</w:footnotes>
-</file>
-
-<file path=word/header1.xml><?xml version="1.0" encoding="utf-8"?>
-<w:hdr xmlns:wpc="http://schemas.microsoft.com/office/word/2010/wordprocessingCanvas" xmlns:cx="http://schemas.microsoft.com/office/drawing/2014/chartex" xmlns:cx1="http://schemas.microsoft.com/office/drawing/2015/9/8/chartex" xmlns:cx2="http://schemas.microsoft.com/office/drawing/2015/10/21/chartex" xmlns:cx3="http://schemas.microsoft.com/office/drawing/2016/5/9/chartex" xmlns:cx4="http://schemas.microsoft.com/office/drawing/2016/5/10/chartex" xmlns:cx5="http://schemas.microsoft.com/office/drawing/2016/5/11/chartex" xmlns:cx6="http://schemas.microsoft.com/office/drawing/2016/5/12/chartex" xmlns:cx7="http://schemas.microsoft.com/office/drawing/2016/5/13/chartex" xmlns:cx8="http://schemas.microsoft.com/office/drawing/2016/5/14/chartex" xmlns:mc="http://schemas.openxmlformats.org/markup-compatibility/2006" xmlns:aink="http://schemas.microsoft.com/office/drawing/2016/ink" xmlns:am3d="http://schemas.microsoft.com/office/drawing/2017/model3d" xmlns:o="urn:schemas-microsoft-com:office:office" xmlns:oel="http://schemas.microsoft.com/office/2019/extlst" xmlns:r="http://schemas.openxmlformats.org/officeDocument/2006/relationships" xmlns:m="http://schemas.openxmlformats.org/officeDocument/2006/math" xmlns:v="urn:schemas-microsoft-com:vml" xmlns:wp14="http://schemas.microsoft.com/office/word/2010/wordprocessingDrawing" xmlns:wp="http://schemas.openxmlformats.org/drawingml/2006/wordprocessingDrawing" xmlns:w10="urn:schemas-microsoft-com:office:word" xmlns:w="http://schemas.openxmlformats.org/wordprocessingml/2006/main" xmlns:w14="http://schemas.microsoft.com/office/word/2010/wordml" xmlns:w15="http://schemas.microsoft.com/office/word/2012/wordml" xmlns:w16cex="http://schemas.microsoft.com/office/word/2018/wordml/cex" xmlns:w16cid="http://schemas.microsoft.com/office/word/2016/wordml/cid" xmlns:w16="http://schemas.microsoft.com/office/word/2018/wordml" xmlns:w16du="http://schemas.microsoft.com/office/word/2023/wordml/word16du" xmlns:w16sdtdh="http://schemas.microsoft.com/office/word/2020/wordml/sdtdatahash" xmlns:w16sdtfl="http://schemas.microsoft.com/office/word/2024/wordml/sdtformatlock" xmlns:w16se="http://schemas.microsoft.com/office/word/2015/wordml/symex" xmlns:wpg="http://schemas.microsoft.com/office/word/2010/wordprocessingGroup" xmlns:wpi="http://schemas.microsoft.com/office/word/2010/wordprocessingInk" xmlns:wne="http://schemas.microsoft.com/office/word/2006/wordml" xmlns:wps="http://schemas.microsoft.com/office/word/2010/wordprocessingShape" mc:Ignorable="w14 w15 w16se w16cid w16 w16cex w16sdtdh w16sdtfl w16du wp14">
-  <w:p>
-    <w:pPr>
-      <w:pStyle w:val="Header"/>
-    </w:pPr>
-    <w:r>
-      <w:rPr>
-        <w:noProof/>
-      </w:rPr>
-      <mc:AlternateContent>
-        <mc:Choice Requires="wpg">
-          <w:drawing>
-            <wp:anchor distT="0" distB="0" distL="114300" distR="114300" simplePos="0" relativeHeight="251659264" behindDoc="0" locked="0" layoutInCell="1" allowOverlap="1" wp14:anchorId="6D47B4DF" wp14:editId="42B7FDE5">
-              <wp:simplePos x="0" y="0"/>
-              <wp:positionH relativeFrom="column">
-                <wp:posOffset>-685800</wp:posOffset>
-              </wp:positionH>
-              <wp:positionV relativeFrom="paragraph">
-                <wp:posOffset>-228600</wp:posOffset>
-              </wp:positionV>
-              <wp:extent cx="1700784" cy="1024128"/>
-              <wp:effectExtent l="0" t="0" r="0" b="5080"/>
-              <wp:wrapNone/>
-              <wp:docPr id="776264329" name="Group 1"/>
-              <wp:cNvGraphicFramePr/>
-              <a:graphic xmlns:a="http://schemas.openxmlformats.org/drawingml/2006/main">
-                <a:graphicData uri="http://schemas.microsoft.com/office/word/2010/wordprocessingGroup">
-                  <wpg:wgp>
-                    <wpg:cNvGrpSpPr/>
-                    <wpg:grpSpPr>
-                      <a:xfrm>
-                        <a:off x="0" y="0"/>
-                        <a:ext cx="1700784" cy="1024128"/>
-                        <a:chOff x="0" y="0"/>
-                        <a:chExt cx="1700784" cy="1024128"/>
-                      </a:xfrm>
-                    </wpg:grpSpPr>
-                    <wps:wsp>
-                      <wps:cNvPr id="998252387" name="Rectangle 998252387"/>
-                      <wps:cNvSpPr/>
-                      <wps:spPr>
-                        <a:xfrm>
-                          <a:off x="0" y="0"/>
-                          <a:ext cx="1700784" cy="1024128"/>
-                        </a:xfrm>
-                        <a:prstGeom prst="rect">
-                          <a:avLst/>
-                        </a:prstGeom>
-                        <a:solidFill>
-                          <a:schemeClr val="bg1">
-                            <a:alpha val="0"/>
-                          </a:schemeClr>
-                        </a:solidFill>
-                        <a:ln>
-                          <a:noFill/>
-                        </a:ln>
-                      </wps:spPr>
-                      <wps:style>
-                        <a:lnRef idx="2">
-                          <a:schemeClr val="accent1">
-                            <a:shade val="50000"/>
-                          </a:schemeClr>
-                        </a:lnRef>
-                        <a:fillRef idx="1">
-                          <a:schemeClr val="accent1"/>
-                        </a:fillRef>
-                        <a:effectRef idx="0">
-                          <a:schemeClr val="accent1"/>
-                        </a:effectRef>
-                        <a:fontRef idx="minor">
-                          <a:schemeClr val="lt1"/>
-                        </a:fontRef>
-                      </wps:style>
-                      <wps:bodyPr rot="0" spcFirstLastPara="0" vertOverflow="overflow" horzOverflow="overflow" vert="horz" wrap="square" lIns="91440" tIns="45720" rIns="91440" bIns="45720" numCol="1" spcCol="0" rtlCol="0" fromWordArt="0" anchor="ctr" anchorCtr="0" forceAA="0" compatLnSpc="1">
-                        <a:prstTxWarp prst="textNoShape">
-                          <a:avLst/>
-                        </a:prstTxWarp>
-                        <a:noAutofit/>
-                      </wps:bodyPr>
-                    </wps:wsp>
-                    <wps:wsp>
-                      <wps:cNvPr id="856973705" name="Rectangle 1"/>
-                      <wps:cNvSpPr/>
-                      <wps:spPr>
-                        <a:xfrm>
-                          <a:off x="228600" y="0"/>
-                          <a:ext cx="1463040" cy="1014984"/>
-                        </a:xfrm>
-                        <a:custGeom>
-                          <a:avLst/>
-                          <a:gdLst>
-                            <a:gd name="connsiteX0" fmla="*/ 0 w 1462822"/>
-                            <a:gd name="connsiteY0" fmla="*/ 0 h 1014481"/>
-                            <a:gd name="connsiteX1" fmla="*/ 1462822 w 1462822"/>
-                            <a:gd name="connsiteY1" fmla="*/ 0 h 1014481"/>
-                            <a:gd name="connsiteX2" fmla="*/ 1462822 w 1462822"/>
-                            <a:gd name="connsiteY2" fmla="*/ 1014481 h 1014481"/>
-                            <a:gd name="connsiteX3" fmla="*/ 0 w 1462822"/>
-                            <a:gd name="connsiteY3" fmla="*/ 1014481 h 1014481"/>
-                            <a:gd name="connsiteX4" fmla="*/ 0 w 1462822"/>
-                            <a:gd name="connsiteY4" fmla="*/ 0 h 1014481"/>
-                            <a:gd name="connsiteX0" fmla="*/ 0 w 1462822"/>
-                            <a:gd name="connsiteY0" fmla="*/ 0 h 1014481"/>
-                            <a:gd name="connsiteX1" fmla="*/ 1462822 w 1462822"/>
-                            <a:gd name="connsiteY1" fmla="*/ 0 h 1014481"/>
-                            <a:gd name="connsiteX2" fmla="*/ 910372 w 1462822"/>
-                            <a:gd name="connsiteY2" fmla="*/ 376306 h 1014481"/>
-                            <a:gd name="connsiteX3" fmla="*/ 0 w 1462822"/>
-                            <a:gd name="connsiteY3" fmla="*/ 1014481 h 1014481"/>
-                            <a:gd name="connsiteX4" fmla="*/ 0 w 1462822"/>
-                            <a:gd name="connsiteY4" fmla="*/ 0 h 1014481"/>
-                          </a:gdLst>
-                          <a:ahLst/>
-                          <a:cxnLst>
-                            <a:cxn ang="0">
-                              <a:pos x="connsiteX0" y="connsiteY0"/>
-                            </a:cxn>
-                            <a:cxn ang="0">
-                              <a:pos x="connsiteX1" y="connsiteY1"/>
-                            </a:cxn>
-                            <a:cxn ang="0">
-                              <a:pos x="connsiteX2" y="connsiteY2"/>
-                            </a:cxn>
-                            <a:cxn ang="0">
-                              <a:pos x="connsiteX3" y="connsiteY3"/>
-                            </a:cxn>
-                            <a:cxn ang="0">
-                              <a:pos x="connsiteX4" y="connsiteY4"/>
-                            </a:cxn>
-                          </a:cxnLst>
-                          <a:rect l="l" t="t" r="r" b="b"/>
-                          <a:pathLst>
-                            <a:path w="1462822" h="1014481">
-                              <a:moveTo>
-                                <a:pt x="0" y="0"/>
-                              </a:moveTo>
-                              <a:lnTo>
-                                <a:pt x="1462822" y="0"/>
-                              </a:lnTo>
-                              <a:lnTo>
-                                <a:pt x="910372" y="376306"/>
-                              </a:lnTo>
-                              <a:lnTo>
-                                <a:pt x="0" y="1014481"/>
-                              </a:lnTo>
-                              <a:lnTo>
-                                <a:pt x="0" y="0"/>
-                              </a:lnTo>
-                              <a:close/>
-                            </a:path>
-                          </a:pathLst>
-                        </a:custGeom>
-                        <a:solidFill>
-                          <a:schemeClr val="accent1"/>
-                        </a:solidFill>
-                        <a:ln>
-                          <a:noFill/>
-                        </a:ln>
-                      </wps:spPr>
-                      <wps:style>
-                        <a:lnRef idx="2">
-                          <a:schemeClr val="accent1">
-                            <a:shade val="50000"/>
-                          </a:schemeClr>
-                        </a:lnRef>
-                        <a:fillRef idx="1">
-                          <a:schemeClr val="accent1"/>
-                        </a:fillRef>
-                        <a:effectRef idx="0">
-                          <a:schemeClr val="accent1"/>
-                        </a:effectRef>
-                        <a:fontRef idx="minor">
-                          <a:schemeClr val="lt1"/>
-                        </a:fontRef>
-                      </wps:style>
-                      <wps:bodyPr rot="0" spcFirstLastPara="0" vertOverflow="overflow" horzOverflow="overflow" vert="horz" wrap="square" lIns="91440" tIns="45720" rIns="91440" bIns="45720" numCol="1" spcCol="0" rtlCol="0" fromWordArt="0" anchor="ctr" anchorCtr="0" forceAA="0" compatLnSpc="1">
-                        <a:prstTxWarp prst="textNoShape">
-                          <a:avLst/>
-                        </a:prstTxWarp>
-                        <a:noAutofit/>
-                      </wps:bodyPr>
-                    </wps:wsp>
-                    <wps:wsp>
-                      <wps:cNvPr id="667651671" name="Rectangle 667651671"/>
-                      <wps:cNvSpPr/>
-                      <wps:spPr>
-                        <a:xfrm>
-                          <a:off x="228600" y="0"/>
-                          <a:ext cx="1472184" cy="1024128"/>
-                        </a:xfrm>
-                        <a:prstGeom prst="rect">
-                          <a:avLst/>
-                        </a:prstGeom>
-                        <a:blipFill>
-                          <a:blip r:embed="rId1"/>
-                          <a:stretch>
-                            <a:fillRect/>
-                          </a:stretch>
-                        </a:blipFill>
-                        <a:ln>
-                          <a:noFill/>
-                        </a:ln>
-                      </wps:spPr>
-                      <wps:style>
-                        <a:lnRef idx="2">
-                          <a:schemeClr val="accent1">
-                            <a:shade val="50000"/>
-                          </a:schemeClr>
-                        </a:lnRef>
-                        <a:fillRef idx="1">
-                          <a:schemeClr val="accent1"/>
-                        </a:fillRef>
-                        <a:effectRef idx="0">
-                          <a:schemeClr val="accent1"/>
-                        </a:effectRef>
-                        <a:fontRef idx="minor">
-                          <a:schemeClr val="lt1"/>
-                        </a:fontRef>
-                      </wps:style>
-                      <wps:bodyPr rot="0" spcFirstLastPara="0" vertOverflow="overflow" horzOverflow="overflow" vert="horz" wrap="square" lIns="91440" tIns="45720" rIns="91440" bIns="45720" numCol="1" spcCol="0" rtlCol="0" fromWordArt="0" anchor="ctr" anchorCtr="0" forceAA="0" compatLnSpc="1">
-                        <a:prstTxWarp prst="textNoShape">
-                          <a:avLst/>
-                        </a:prstTxWarp>
-                        <a:noAutofit/>
-                      </wps:bodyPr>
-                    </wps:wsp>
-                  </wpg:wgp>
-                </a:graphicData>
-              </a:graphic>
-            </wp:anchor>
-          </w:drawing>
-        </mc:Choice>
-        <mc:Fallback>
-          <w:pict>
-            <v:group w14:anchorId="44890CAC" id="Group 1" o:spid="_x0000_s1026" style="position:absolute;margin-left:-54pt;margin-top:-18pt;width:133.9pt;height:80.65pt;z-index:251659264" coordsize="17007,10241" o:gfxdata="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">
-              <v:rect id="Rectangle 998252387" o:spid="_x0000_s1027" style="position:absolute;width:17007;height:10241;visibility:visible;mso-wrap-style:square;v-text-anchor:middle" o:gfxdata="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" fillcolor="white [3212]" stroked="f" strokeweight="2pt">
-                <v:fill opacity="0"/>
-              </v:rect>
-              <v:shape id="Rectangle 1" o:spid="_x0000_s1028" style="position:absolute;left:2286;width:14630;height:10149;visibility:visible;mso-wrap-style:square;v-text-anchor:middle" coordsize="1462822,1014481" o:gfxdata="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" path="m,l1462822,,910372,376306,,1014481,,xe" fillcolor="#4f81bd [3204]" stroked="f" strokeweight="2pt">
-                <v:path arrowok="t" o:connecttype="custom" o:connectlocs="0,0;1463040,0;910508,376493;0,1014984;0,0" o:connectangles="0,0,0,0,0"/>
-              </v:shape>
-              <v:rect id="Rectangle 667651671" o:spid="_x0000_s1029" style="position:absolute;left:2286;width:14721;height:10241;visibility:visible;mso-wrap-style:square;v-text-anchor:middle" o:gfxdata="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" stroked="f" strokeweight="2pt">
-                <v:fill r:id="rId2" o:title="" recolor="t" rotate="t" type="frame"/>
-              </v:rect>
-            </v:group>
-          </w:pict>
-        </mc:Fallback>
-      </mc:AlternateContent>
-    </w:r>
-  </w:p>
-</w:hdr>
 </file>
 
 <file path=word/numbering.xml><?xml version="1.0" encoding="utf-8"?>
@@ -2349,187 +886,32 @@
       </w:rPr>
     </w:lvl>
   </w:abstractNum>
-  <w:abstractNum w:abstractNumId="9" w15:restartNumberingAfterBreak="0">
-    <w:nsid w:val="28575E74"/>
-    <w:multiLevelType w:val="multilevel"/>
-    <w:tmpl w:val="A11C41FE"/>
-    <w:lvl w:ilvl="0">
-      <w:start w:val="1"/>
-      <w:numFmt w:val="bullet"/>
-      <w:lvlText w:val=""/>
-      <w:lvlJc w:val="left"/>
-      <w:pPr>
-        <w:tabs>
-          <w:tab w:val="num" w:pos="720"/>
-        </w:tabs>
-        <w:ind w:left="720" w:hanging="360"/>
-      </w:pPr>
-      <w:rPr>
-        <w:rFonts w:ascii="Symbol" w:hAnsi="Symbol" w:hint="default"/>
-        <w:sz w:val="20"/>
-      </w:rPr>
-    </w:lvl>
-    <w:lvl w:ilvl="1" w:tentative="1">
-      <w:start w:val="1"/>
-      <w:numFmt w:val="bullet"/>
-      <w:lvlText w:val="o"/>
-      <w:lvlJc w:val="left"/>
-      <w:pPr>
-        <w:tabs>
-          <w:tab w:val="num" w:pos="1440"/>
-        </w:tabs>
-        <w:ind w:left="1440" w:hanging="360"/>
-      </w:pPr>
-      <w:rPr>
-        <w:rFonts w:ascii="Courier New" w:hAnsi="Courier New" w:hint="default"/>
-        <w:sz w:val="20"/>
-      </w:rPr>
-    </w:lvl>
-    <w:lvl w:ilvl="2" w:tentative="1">
-      <w:start w:val="1"/>
-      <w:numFmt w:val="bullet"/>
-      <w:lvlText w:val=""/>
-      <w:lvlJc w:val="left"/>
-      <w:pPr>
-        <w:tabs>
-          <w:tab w:val="num" w:pos="2160"/>
-        </w:tabs>
-        <w:ind w:left="2160" w:hanging="360"/>
-      </w:pPr>
-      <w:rPr>
-        <w:rFonts w:ascii="Wingdings" w:hAnsi="Wingdings" w:hint="default"/>
-        <w:sz w:val="20"/>
-      </w:rPr>
-    </w:lvl>
-    <w:lvl w:ilvl="3" w:tentative="1">
-      <w:start w:val="1"/>
-      <w:numFmt w:val="bullet"/>
-      <w:lvlText w:val=""/>
-      <w:lvlJc w:val="left"/>
-      <w:pPr>
-        <w:tabs>
-          <w:tab w:val="num" w:pos="2880"/>
-        </w:tabs>
-        <w:ind w:left="2880" w:hanging="360"/>
-      </w:pPr>
-      <w:rPr>
-        <w:rFonts w:ascii="Wingdings" w:hAnsi="Wingdings" w:hint="default"/>
-        <w:sz w:val="20"/>
-      </w:rPr>
-    </w:lvl>
-    <w:lvl w:ilvl="4" w:tentative="1">
-      <w:start w:val="1"/>
-      <w:numFmt w:val="bullet"/>
-      <w:lvlText w:val=""/>
-      <w:lvlJc w:val="left"/>
-      <w:pPr>
-        <w:tabs>
-          <w:tab w:val="num" w:pos="3600"/>
-        </w:tabs>
-        <w:ind w:left="3600" w:hanging="360"/>
-      </w:pPr>
-      <w:rPr>
-        <w:rFonts w:ascii="Wingdings" w:hAnsi="Wingdings" w:hint="default"/>
-        <w:sz w:val="20"/>
-      </w:rPr>
-    </w:lvl>
-    <w:lvl w:ilvl="5" w:tentative="1">
-      <w:start w:val="1"/>
-      <w:numFmt w:val="bullet"/>
-      <w:lvlText w:val=""/>
-      <w:lvlJc w:val="left"/>
-      <w:pPr>
-        <w:tabs>
-          <w:tab w:val="num" w:pos="4320"/>
-        </w:tabs>
-        <w:ind w:left="4320" w:hanging="360"/>
-      </w:pPr>
-      <w:rPr>
-        <w:rFonts w:ascii="Wingdings" w:hAnsi="Wingdings" w:hint="default"/>
-        <w:sz w:val="20"/>
-      </w:rPr>
-    </w:lvl>
-    <w:lvl w:ilvl="6" w:tentative="1">
-      <w:start w:val="1"/>
-      <w:numFmt w:val="bullet"/>
-      <w:lvlText w:val=""/>
-      <w:lvlJc w:val="left"/>
-      <w:pPr>
-        <w:tabs>
-          <w:tab w:val="num" w:pos="5040"/>
-        </w:tabs>
-        <w:ind w:left="5040" w:hanging="360"/>
-      </w:pPr>
-      <w:rPr>
-        <w:rFonts w:ascii="Wingdings" w:hAnsi="Wingdings" w:hint="default"/>
-        <w:sz w:val="20"/>
-      </w:rPr>
-    </w:lvl>
-    <w:lvl w:ilvl="7" w:tentative="1">
-      <w:start w:val="1"/>
-      <w:numFmt w:val="bullet"/>
-      <w:lvlText w:val=""/>
-      <w:lvlJc w:val="left"/>
-      <w:pPr>
-        <w:tabs>
-          <w:tab w:val="num" w:pos="5760"/>
-        </w:tabs>
-        <w:ind w:left="5760" w:hanging="360"/>
-      </w:pPr>
-      <w:rPr>
-        <w:rFonts w:ascii="Wingdings" w:hAnsi="Wingdings" w:hint="default"/>
-        <w:sz w:val="20"/>
-      </w:rPr>
-    </w:lvl>
-    <w:lvl w:ilvl="8" w:tentative="1">
-      <w:start w:val="1"/>
-      <w:numFmt w:val="bullet"/>
-      <w:lvlText w:val=""/>
-      <w:lvlJc w:val="left"/>
-      <w:pPr>
-        <w:tabs>
-          <w:tab w:val="num" w:pos="6480"/>
-        </w:tabs>
-        <w:ind w:left="6480" w:hanging="360"/>
-      </w:pPr>
-      <w:rPr>
-        <w:rFonts w:ascii="Wingdings" w:hAnsi="Wingdings" w:hint="default"/>
-        <w:sz w:val="20"/>
-      </w:rPr>
-    </w:lvl>
-  </w:abstractNum>
-  <w:num w:numId="1" w16cid:durableId="794370039">
+  <w:num w:numId="1" w16cid:durableId="121189760">
     <w:abstractNumId w:val="8"/>
   </w:num>
-  <w:num w:numId="2" w16cid:durableId="1493062356">
+  <w:num w:numId="2" w16cid:durableId="195167675">
     <w:abstractNumId w:val="6"/>
   </w:num>
-  <w:num w:numId="3" w16cid:durableId="1897474035">
+  <w:num w:numId="3" w16cid:durableId="712193017">
     <w:abstractNumId w:val="5"/>
   </w:num>
-  <w:num w:numId="4" w16cid:durableId="1214391871">
+  <w:num w:numId="4" w16cid:durableId="2024553308">
     <w:abstractNumId w:val="4"/>
   </w:num>
-  <w:num w:numId="5" w16cid:durableId="903296440">
+  <w:num w:numId="5" w16cid:durableId="130371348">
     <w:abstractNumId w:val="7"/>
   </w:num>
-  <w:num w:numId="6" w16cid:durableId="532037137">
+  <w:num w:numId="6" w16cid:durableId="1920862913">
     <w:abstractNumId w:val="3"/>
   </w:num>
-  <w:num w:numId="7" w16cid:durableId="21252763">
+  <w:num w:numId="7" w16cid:durableId="185951592">
     <w:abstractNumId w:val="2"/>
   </w:num>
-  <w:num w:numId="8" w16cid:durableId="2086688031">
+  <w:num w:numId="8" w16cid:durableId="963804642">
     <w:abstractNumId w:val="1"/>
   </w:num>
-  <w:num w:numId="9" w16cid:durableId="1808427828">
+  <w:num w:numId="9" w16cid:durableId="437220326">
     <w:abstractNumId w:val="0"/>
-  </w:num>
-  <w:num w:numId="10" w16cid:durableId="2096199965">
-    <w:abstractNumId w:val="9"/>
-  </w:num>
-  <w:num w:numId="11" w16cid:durableId="83309123">
-    <w:abstractNumId w:val="9"/>
   </w:num>
 </w:numbering>
 </file>
@@ -2924,9 +1306,13 @@
     <w:name w:val="Normal"/>
     <w:qFormat/>
     <w:rsid w:val="00FC693F"/>
+    <w:pPr>
+      <w:spacing w:after="0" w:line="257" w:lineRule="auto"/>
+    </w:pPr>
     <w:rPr>
-      <w:rFonts w:ascii="Aptos" w:hAnsi="Aptos"/>
-      <w:sz w:val="21"/>
+      <w:rFonts w:ascii="Arial" w:hAnsi="Arial"/>
+      <w:color w:val="000000"/>
+      <w:sz w:val="18"/>
     </w:rPr>
   </w:style>
   <w:style w:type="paragraph" w:styleId="Heading1">
@@ -2940,7 +1326,7 @@
     <w:pPr>
       <w:keepNext/>
       <w:keepLines/>
-      <w:spacing w:before="480" w:after="0"/>
+      <w:spacing w:before="480"/>
       <w:outlineLvl w:val="0"/>
     </w:pPr>
     <w:rPr>
@@ -2964,7 +1350,7 @@
     <w:pPr>
       <w:keepNext/>
       <w:keepLines/>
-      <w:spacing w:before="200" w:after="0"/>
+      <w:spacing w:before="200"/>
       <w:outlineLvl w:val="1"/>
     </w:pPr>
     <w:rPr>
@@ -2988,7 +1374,7 @@
     <w:pPr>
       <w:keepNext/>
       <w:keepLines/>
-      <w:spacing w:before="200" w:after="0"/>
+      <w:spacing w:before="200"/>
       <w:outlineLvl w:val="2"/>
     </w:pPr>
     <w:rPr>
@@ -3011,7 +1397,7 @@
     <w:pPr>
       <w:keepNext/>
       <w:keepLines/>
-      <w:spacing w:before="200" w:after="0"/>
+      <w:spacing w:before="200"/>
       <w:outlineLvl w:val="3"/>
     </w:pPr>
     <w:rPr>
@@ -3036,7 +1422,7 @@
     <w:pPr>
       <w:keepNext/>
       <w:keepLines/>
-      <w:spacing w:before="200" w:after="0"/>
+      <w:spacing w:before="200"/>
       <w:outlineLvl w:val="4"/>
     </w:pPr>
     <w:rPr>
@@ -3057,7 +1443,7 @@
     <w:pPr>
       <w:keepNext/>
       <w:keepLines/>
-      <w:spacing w:before="200" w:after="0"/>
+      <w:spacing w:before="200"/>
       <w:outlineLvl w:val="5"/>
     </w:pPr>
     <w:rPr>
@@ -3080,7 +1466,7 @@
     <w:pPr>
       <w:keepNext/>
       <w:keepLines/>
-      <w:spacing w:before="200" w:after="0"/>
+      <w:spacing w:before="200"/>
       <w:outlineLvl w:val="6"/>
     </w:pPr>
     <w:rPr>
@@ -3103,7 +1489,7 @@
     <w:pPr>
       <w:keepNext/>
       <w:keepLines/>
-      <w:spacing w:before="200" w:after="0"/>
+      <w:spacing w:before="200"/>
       <w:outlineLvl w:val="7"/>
     </w:pPr>
     <w:rPr>
@@ -3126,7 +1512,7 @@
     <w:pPr>
       <w:keepNext/>
       <w:keepLines/>
-      <w:spacing w:before="200" w:after="0"/>
+      <w:spacing w:before="200"/>
       <w:outlineLvl w:val="8"/>
     </w:pPr>
     <w:rPr>
@@ -3141,7 +1527,6 @@
   <w:style w:type="character" w:default="1" w:styleId="DefaultParagraphFont">
     <w:name w:val="Default Paragraph Font"/>
     <w:uiPriority w:val="1"/>
-    <w:semiHidden/>
     <w:unhideWhenUsed/>
   </w:style>
   <w:style w:type="table" w:default="1" w:styleId="TableNormal">
@@ -3177,7 +1562,7 @@
         <w:tab w:val="center" w:pos="4680"/>
         <w:tab w:val="right" w:pos="9360"/>
       </w:tabs>
-      <w:spacing w:after="0" w:line="240" w:lineRule="auto"/>
+      <w:spacing w:line="240" w:lineRule="auto"/>
     </w:pPr>
   </w:style>
   <w:style w:type="character" w:customStyle="1" w:styleId="HeaderChar">
@@ -3199,7 +1584,7 @@
         <w:tab w:val="center" w:pos="4680"/>
         <w:tab w:val="right" w:pos="9360"/>
       </w:tabs>
-      <w:spacing w:after="0" w:line="240" w:lineRule="auto"/>
+      <w:spacing w:line="240" w:lineRule="auto"/>
     </w:pPr>
   </w:style>
   <w:style w:type="character" w:customStyle="1" w:styleId="FooterChar">
@@ -3722,7 +2107,6 @@
       <w:b/>
       <w:bCs/>
       <w:color w:val="4F81BD" w:themeColor="accent1"/>
-      <w:sz w:val="18"/>
       <w:szCs w:val="18"/>
     </w:rPr>
   </w:style>
@@ -13918,14 +12302,123 @@
       </w:tcPr>
     </w:tblStylePr>
   </w:style>
+  <w:style w:type="paragraph" w:customStyle="1" w:styleId="CVNameX">
+    <w:name w:val="CV NameX"/>
+    <w:basedOn w:val="Normal"/>
+    <w:pPr>
+      <w:keepNext/>
+      <w:spacing w:after="30"/>
+      <w:jc w:val="center"/>
+    </w:pPr>
+    <w:rPr>
+      <w:b/>
+      <w:sz w:val="33"/>
+    </w:rPr>
+  </w:style>
+  <w:style w:type="paragraph" w:customStyle="1" w:styleId="CVContactX">
+    <w:name w:val="CV ContactX"/>
+    <w:basedOn w:val="Normal"/>
+    <w:pPr>
+      <w:keepNext/>
+      <w:spacing w:after="24"/>
+      <w:jc w:val="center"/>
+    </w:pPr>
+    <w:rPr>
+      <w:sz w:val="16"/>
+    </w:rPr>
+  </w:style>
+  <w:style w:type="paragraph" w:customStyle="1" w:styleId="CVHeadlineX">
+    <w:name w:val="CV HeadlineX"/>
+    <w:basedOn w:val="Normal"/>
+    <w:pPr>
+      <w:keepNext/>
+      <w:spacing w:before="60" w:after="120"/>
+      <w:jc w:val="center"/>
+    </w:pPr>
+    <w:rPr>
+      <w:b/>
+      <w:sz w:val="19"/>
+    </w:rPr>
+  </w:style>
+  <w:style w:type="paragraph" w:customStyle="1" w:styleId="CVSectionX">
+    <w:name w:val="CV SectionX"/>
+    <w:basedOn w:val="Normal"/>
+    <w:pPr>
+      <w:keepNext/>
+      <w:spacing w:before="150" w:after="60"/>
+    </w:pPr>
+    <w:rPr>
+      <w:b/>
+      <w:sz w:val="20"/>
+    </w:rPr>
+  </w:style>
+  <w:style w:type="paragraph" w:customStyle="1" w:styleId="CVBodyX">
+    <w:name w:val="CV BodyX"/>
+    <w:basedOn w:val="Normal"/>
+    <w:pPr>
+      <w:spacing w:after="80"/>
+    </w:pPr>
+  </w:style>
+  <w:style w:type="paragraph" w:customStyle="1" w:styleId="CVSkillsX">
+    <w:name w:val="CV SkillsX"/>
+    <w:basedOn w:val="Normal"/>
+    <w:pPr>
+      <w:spacing w:after="60"/>
+    </w:pPr>
+  </w:style>
+  <w:style w:type="paragraph" w:customStyle="1" w:styleId="CVJobX">
+    <w:name w:val="CV JobX"/>
+    <w:basedOn w:val="Normal"/>
+    <w:pPr>
+      <w:keepNext/>
+      <w:spacing w:before="146" w:after="60"/>
+    </w:pPr>
+    <w:rPr>
+      <w:b/>
+      <w:sz w:val="19"/>
+    </w:rPr>
+  </w:style>
+  <w:style w:type="paragraph" w:customStyle="1" w:styleId="CVBulletX">
+    <w:name w:val="CV BulletX"/>
+    <w:basedOn w:val="Normal"/>
+    <w:pPr>
+      <w:spacing w:after="40"/>
+      <w:ind w:left="259" w:hanging="202"/>
+    </w:pPr>
+  </w:style>
+  <w:style w:type="paragraph" w:customStyle="1" w:styleId="CVCertX">
+    <w:name w:val="CV CertX"/>
+    <w:basedOn w:val="Normal"/>
+    <w:pPr>
+      <w:spacing w:after="40"/>
+    </w:pPr>
+  </w:style>
+  <w:style w:type="paragraph" w:customStyle="1" w:styleId="CVEduX">
+    <w:name w:val="CV EduX"/>
+    <w:basedOn w:val="Normal"/>
+    <w:pPr>
+      <w:spacing w:after="40"/>
+    </w:pPr>
+  </w:style>
+  <w:style w:type="paragraph" w:customStyle="1" w:styleId="CVProjectX">
+    <w:name w:val="CV ProjectX"/>
+    <w:basedOn w:val="Normal"/>
+    <w:pPr>
+      <w:keepNext/>
+      <w:spacing w:before="100" w:after="40"/>
+    </w:pPr>
+    <w:rPr>
+      <w:b/>
+    </w:rPr>
+  </w:style>
   <w:style w:type="character" w:styleId="Hyperlink">
     <w:name w:val="Hyperlink"/>
     <w:basedOn w:val="DefaultParagraphFont"/>
     <w:uiPriority w:val="99"/>
     <w:unhideWhenUsed/>
-    <w:rsid w:val="00CA2C1D"/>
+    <w:rsid w:val="00CF3760"/>
     <w:rPr>
-      <w:color w:val="0000FF"/>
+      <w:color w:val="0000FF" w:themeColor="hyperlink"/>
       <w:u w:val="single"/>
     </w:rPr>
   </w:style>
@@ -13935,7 +12428,7 @@
     <w:uiPriority w:val="99"/>
     <w:semiHidden/>
     <w:unhideWhenUsed/>
-    <w:rsid w:val="004A293A"/>
+    <w:rsid w:val="00CF3760"/>
     <w:rPr>
       <w:color w:val="605E5C"/>
       <w:shd w:val="clear" w:color="auto" w:fill="E1DFDD"/>

--- a/Franklyn_Vasquez_CV_FR.docx
+++ b/Franklyn_Vasquez_CV_FR.docx
@@ -271,7 +271,7 @@
           <w:b w:val="0"/>
           <w:lang w:val="fr-CA"/>
         </w:rPr>
-        <w:t>Développement professionnel et formation technique  |  Saint-Lambert, QC  |  nov. 2024 – juin 2026</w:t>
+        <w:t>Développement professionnel et formation technique  |  Saint-Lambert, QC  |  oct. 2024 – juin 2026</w:t>
       </w:r>
     </w:p>
     <w:p>
